--- a/docs/local-http-api.docx
+++ b/docs/local-http-api.docx
@@ -5138,7 +5138,25 @@
         <w:rPr>
           <w:rFonts w:hint="eastAsia"/>
         </w:rPr>
-        <w:t xml:space="preserve">本機直接列印（優先使用該物流商在「指派物流」頁設定的印表機，無法判斷物流商時退回任一已設定印表機或系統預設），</w:t>
+        <w:t xml:space="preserve">本機直接列印（優先使用該包裹解析到的</w:t>
+      </w:r>
+      <w:r>
+        <w:t xml:space="preserve"> </w:t>
+      </w:r>
+      <w:r>
+        <w:rPr>
+          <w:rStyle w:val="VerbatimChar"/>
+        </w:rPr>
+        <w:t xml:space="preserve">channel_code</w:t>
+      </w:r>
+      <w:r>
+        <w:t xml:space="preserve"> </w:t>
+      </w:r>
+      <w:r>
+        <w:rPr>
+          <w:rFonts w:hint="eastAsia"/>
+        </w:rPr>
+        <w:t xml:space="preserve">在「分揀通道」頁設定的印表機；該通道未設印表機、或退回「未指派通道代碼」而對不到任何通道時，改用系統預設印表機），</w:t>
       </w:r>
       <w:r>
         <w:rPr>
@@ -6776,7 +6794,7 @@
               <w:rPr>
                 <w:rFonts w:hint="eastAsia"/>
               </w:rPr>
-              <w:t xml:space="preserve">指派物流頁各物流商</w:t>
+              <w:t xml:space="preserve">分揀通道頁各通道</w:t>
             </w:r>
             <w:r>
               <w:t xml:space="preserve"> </w:t>
@@ -7121,7 +7139,7 @@
         <w:rPr>
           <w:rFonts w:hint="eastAsia"/>
         </w:rPr>
-        <w:t xml:space="preserve">),面單由中介機直接送本機印表機(依「指派物流」頁各物流商設定的</w:t>
+        <w:t xml:space="preserve">),面單由中介機直接送本機印表機(依「分揀通道」頁各通道設定的</w:t>
       </w:r>
       <w:r>
         <w:t xml:space="preserve"> </w:t>
@@ -7133,7 +7151,10 @@
         <w:t xml:space="preserve">printer_name</w:t>
       </w:r>
       <w:r>
-        <w:t xml:space="preserve">)。</w:t>
+        <w:rPr>
+          <w:rFonts w:hint="eastAsia"/>
+        </w:rPr>
+        <w:t xml:space="preserve">,以該包裹分配到的通道決定送哪台)。</w:t>
       </w:r>
     </w:p>
     <w:p>
@@ -8553,7 +8574,95 @@
         <w:rPr>
           <w:rFonts w:hint="eastAsia"/>
         </w:rPr>
-        <w:t xml:space="preserve">正常情況,面單由中介機自印,工控機不需取面單</w:t>
+        <w:t xml:space="preserve">正常情況,面單由中介機自印,工控機不需取面單。</w:t>
+      </w:r>
+      <w:r>
+        <w:rPr>
+          <w:rFonts w:hint="eastAsia"/>
+          <w:b/>
+          <w:bCs/>
+        </w:rPr>
+        <w:t xml:space="preserve">但仍須照常</w:t>
+      </w:r>
+      <w:r>
+        <w:rPr>
+          <w:b/>
+          <w:bCs/>
+        </w:rPr>
+        <w:t xml:space="preserve"> </w:t>
+      </w:r>
+      <w:r>
+        <w:rPr>
+          <w:rStyle w:val="VerbatimChar"/>
+          <w:b/>
+          <w:bCs/>
+        </w:rPr>
+        <w:t xml:space="preserve">POST /api/report</w:t>
+      </w:r>
+      <w:r>
+        <w:rPr>
+          <w:b/>
+          <w:bCs/>
+        </w:rPr>
+        <w:t xml:space="preserve"> </w:t>
+      </w:r>
+      <w:r>
+        <w:rPr>
+          <w:rFonts w:hint="eastAsia"/>
+          <w:b/>
+          <w:bCs/>
+        </w:rPr>
+        <w:t xml:space="preserve">回報</w:t>
+      </w:r>
+      <w:r>
+        <w:t xml:space="preserve"> </w:t>
+      </w:r>
+      <w:r>
+        <w:t xml:space="preserve">—— </w:t>
+      </w:r>
+      <w:r>
+        <w:rPr>
+          <w:rFonts w:hint="eastAsia"/>
+        </w:rPr>
+        <w:t xml:space="preserve">回報代表的是「工控機已收到分揀通道、包裹已分進格口」,與面單由誰列印無關。請</w:t>
+      </w:r>
+      <w:r>
+        <w:rPr>
+          <w:rFonts w:hint="eastAsia"/>
+          <w:b/>
+          <w:bCs/>
+        </w:rPr>
+        <w:t xml:space="preserve">不要</w:t>
+      </w:r>
+      <w:r>
+        <w:rPr>
+          <w:rFonts w:hint="eastAsia"/>
+        </w:rPr>
+        <w:t xml:space="preserve">把回報綁在「有沒有拿到</w:t>
+      </w:r>
+      <w:r>
+        <w:t xml:space="preserve"> </w:t>
+      </w:r>
+      <w:r>
+        <w:rPr>
+          <w:rStyle w:val="VerbatimChar"/>
+        </w:rPr>
+        <w:t xml:space="preserve">label_path</w:t>
+      </w:r>
+      <w:r>
+        <w:rPr>
+          <w:rFonts w:hint="eastAsia"/>
+        </w:rPr>
+        <w:t xml:space="preserve">」上,否則此模式下回報會整段被跳過(見下方第</w:t>
+      </w:r>
+      <w:r>
+        <w:t xml:space="preserve"> 3 </w:t>
+      </w:r>
+      <w:r>
+        <w:rPr>
+          <w:rFonts w:hint="eastAsia"/>
+        </w:rPr>
+        <w:t xml:space="preserve">節說明)</w:t>
       </w:r>
     </w:p>
     <w:p>
@@ -8774,7 +8883,7 @@
     </w:p>
     <w:bookmarkEnd w:id="25"/>
     <w:bookmarkEnd w:id="26"/>
-    <w:bookmarkStart w:id="31" w:name="post-apireport"/>
+    <w:bookmarkStart w:id="32" w:name="post-apireport"/>
     <w:p>
       <w:pPr>
         <w:pStyle w:val="Heading1"/>
@@ -9348,41 +9457,87 @@
       <w:r>
         <w:rPr>
           <w:rFonts w:hint="eastAsia"/>
-        </w:rPr>
-        <w:t xml:space="preserve">用</w:t>
-      </w:r>
-      <w:r>
-        <w:t xml:space="preserve"> </w:t>
-      </w:r>
-      <w:r>
-        <w:rPr>
-          <w:rStyle w:val="VerbatimChar"/>
-        </w:rPr>
-        <w:t xml:space="preserve">sort_channel</w:t>
-      </w:r>
-      <w:r>
-        <w:t xml:space="preserve"> </w:t>
-      </w:r>
-      <w:r>
-        <w:rPr>
-          <w:rFonts w:hint="eastAsia"/>
-        </w:rPr>
-        <w:t xml:space="preserve">反查</w:t>
-      </w:r>
-      <w:r>
-        <w:t xml:space="preserve"> </w:t>
-      </w:r>
-      <w:r>
-        <w:rPr>
-          <w:rStyle w:val="VerbatimChar"/>
-        </w:rPr>
-        <w:t xml:space="preserve">sort_channels.job_sticker</w:t>
-      </w:r>
-      <w:r>
-        <w:rPr>
-          <w:rFonts w:hint="eastAsia"/>
-        </w:rPr>
-        <w:t xml:space="preserve">（貼標人員）</w:t>
+          <w:b/>
+          <w:bCs/>
+        </w:rPr>
+        <w:t xml:space="preserve">若該</w:t>
+      </w:r>
+      <w:r>
+        <w:rPr>
+          <w:b/>
+          <w:bCs/>
+        </w:rPr>
+        <w:t xml:space="preserve"> </w:t>
+      </w:r>
+      <w:r>
+        <w:rPr>
+          <w:rStyle w:val="VerbatimChar"/>
+          <w:b/>
+          <w:bCs/>
+        </w:rPr>
+        <w:t xml:space="preserve">response_id</w:t>
+      </w:r>
+      <w:r>
+        <w:rPr>
+          <w:b/>
+          <w:bCs/>
+        </w:rPr>
+        <w:t xml:space="preserve"> </w:t>
+      </w:r>
+      <w:r>
+        <w:rPr>
+          <w:rFonts w:hint="eastAsia"/>
+          <w:b/>
+          <w:bCs/>
+        </w:rPr>
+        <w:t xml:space="preserve">已有佇列項</w:t>
+      </w:r>
+      <w:r>
+        <w:rPr>
+          <w:rFonts w:hint="eastAsia"/>
+        </w:rPr>
+        <w:t xml:space="preserve">（</w:t>
+      </w:r>
+      <w:r>
+        <w:rPr>
+          <w:rStyle w:val="VerbatimChar"/>
+        </w:rPr>
+        <w:t xml:space="preserve">direct_print</w:t>
+      </w:r>
+      <w:r>
+        <w:t xml:space="preserve"> </w:t>
+      </w:r>
+      <w:r>
+        <w:rPr>
+          <w:rFonts w:hint="eastAsia"/>
+        </w:rPr>
+        <w:t xml:space="preserve">模式下中介機列印後自行補記的那筆，見下節）→</w:t>
+      </w:r>
+      <w:r>
+        <w:t xml:space="preserve"> </w:t>
+      </w:r>
+      <w:r>
+        <w:rPr>
+          <w:rFonts w:hint="eastAsia"/>
+        </w:rPr>
+        <w:t xml:space="preserve">標記「工控機已回報」並取消其等待時間讓它立即送出，</w:t>
+      </w:r>
+      <w:r>
+        <w:rPr>
+          <w:rFonts w:hint="eastAsia"/>
+          <w:b/>
+          <w:bCs/>
+        </w:rPr>
+        <w:t xml:space="preserve">不新增第二筆</w:t>
+      </w:r>
+      <w:r>
+        <w:rPr>
+          <w:rFonts w:hint="eastAsia"/>
+        </w:rPr>
+        <w:t xml:space="preserve">，直接回</w:t>
+      </w:r>
+      <w:r>
+        <w:t xml:space="preserve"> 200</w:t>
       </w:r>
     </w:p>
     <w:p>
@@ -9397,52 +9552,10 @@
         <w:rPr>
           <w:rFonts w:hint="eastAsia"/>
         </w:rPr>
-        <w:t xml:space="preserve">將</w:t>
-      </w:r>
-      <w:r>
-        <w:t xml:space="preserve"> </w:t>
-      </w:r>
-      <w:r>
-        <w:rPr>
-          <w:rStyle w:val="VerbatimChar"/>
-        </w:rPr>
-        <w:t xml:space="preserve">ReportPayload { response_id }</w:t>
-      </w:r>
-      <w:r>
-        <w:t xml:space="preserve"> </w:t>
-      </w:r>
-      <w:r>
-        <w:rPr>
-          <w:rFonts w:hint="eastAsia"/>
-        </w:rPr>
-        <w:t xml:space="preserve">序列化進</w:t>
-      </w:r>
-      <w:r>
-        <w:t xml:space="preserve"> </w:t>
-      </w:r>
-      <w:r>
-        <w:rPr>
-          <w:rStyle w:val="VerbatimChar"/>
-        </w:rPr>
-        <w:t xml:space="preserve">payload_json</w:t>
-      </w:r>
-      <w:r>
-        <w:rPr>
-          <w:rFonts w:hint="eastAsia"/>
-        </w:rPr>
-        <w:t xml:space="preserve">，連同</w:t>
-      </w:r>
-      <w:r>
-        <w:t xml:space="preserve"> </w:t>
-      </w:r>
-      <w:r>
-        <w:rPr>
-          <w:rStyle w:val="VerbatimChar"/>
-        </w:rPr>
-        <w:t xml:space="preserve">tracking_no</w:t>
-      </w:r>
-      <w:r>
-        <w:t xml:space="preserve">、</w:t>
+        <w:t xml:space="preserve">否則用</w:t>
+      </w:r>
+      <w:r>
+        <w:t xml:space="preserve"> </w:t>
       </w:r>
       <w:r>
         <w:rPr>
@@ -9451,49 +9564,28 @@
         <w:t xml:space="preserve">sort_channel</w:t>
       </w:r>
       <w:r>
-        <w:t xml:space="preserve">、</w:t>
-      </w:r>
-      <w:r>
-        <w:rPr>
-          <w:rStyle w:val="VerbatimChar"/>
-        </w:rPr>
-        <w:t xml:space="preserve">job_sticker</w:t>
-      </w:r>
-      <w:r>
-        <w:t xml:space="preserve"> </w:t>
-      </w:r>
-      <w:r>
-        <w:rPr>
-          <w:rFonts w:hint="eastAsia"/>
-        </w:rPr>
-        <w:t xml:space="preserve">寫入</w:t>
-      </w:r>
-      <w:r>
-        <w:t xml:space="preserve"> </w:t>
-      </w:r>
-      <w:r>
-        <w:rPr>
-          <w:rStyle w:val="VerbatimChar"/>
-        </w:rPr>
-        <w:t xml:space="preserve">report_queue</w:t>
-      </w:r>
-      <w:r>
-        <w:rPr>
-          <w:rFonts w:hint="eastAsia"/>
-        </w:rPr>
-        <w:t xml:space="preserve">（</w:t>
-      </w:r>
-      <w:r>
-        <w:rPr>
-          <w:rStyle w:val="VerbatimChar"/>
-        </w:rPr>
-        <w:t xml:space="preserve">status=pending</w:t>
-      </w:r>
-      <w:r>
-        <w:rPr>
-          <w:rFonts w:hint="eastAsia"/>
-        </w:rPr>
-        <w:t xml:space="preserve">）</w:t>
+        <w:t xml:space="preserve"> </w:t>
+      </w:r>
+      <w:r>
+        <w:rPr>
+          <w:rFonts w:hint="eastAsia"/>
+        </w:rPr>
+        <w:t xml:space="preserve">反查</w:t>
+      </w:r>
+      <w:r>
+        <w:t xml:space="preserve"> </w:t>
+      </w:r>
+      <w:r>
+        <w:rPr>
+          <w:rStyle w:val="VerbatimChar"/>
+        </w:rPr>
+        <w:t xml:space="preserve">sort_channels.job_sticker</w:t>
+      </w:r>
+      <w:r>
+        <w:rPr>
+          <w:rFonts w:hint="eastAsia"/>
+        </w:rPr>
+        <w:t xml:space="preserve">（貼標人員）</w:t>
       </w:r>
     </w:p>
     <w:p>
@@ -9508,6 +9600,117 @@
         <w:rPr>
           <w:rFonts w:hint="eastAsia"/>
         </w:rPr>
+        <w:t xml:space="preserve">將</w:t>
+      </w:r>
+      <w:r>
+        <w:t xml:space="preserve"> </w:t>
+      </w:r>
+      <w:r>
+        <w:rPr>
+          <w:rStyle w:val="VerbatimChar"/>
+        </w:rPr>
+        <w:t xml:space="preserve">ReportPayload { response_id }</w:t>
+      </w:r>
+      <w:r>
+        <w:t xml:space="preserve"> </w:t>
+      </w:r>
+      <w:r>
+        <w:rPr>
+          <w:rFonts w:hint="eastAsia"/>
+        </w:rPr>
+        <w:t xml:space="preserve">序列化進</w:t>
+      </w:r>
+      <w:r>
+        <w:t xml:space="preserve"> </w:t>
+      </w:r>
+      <w:r>
+        <w:rPr>
+          <w:rStyle w:val="VerbatimChar"/>
+        </w:rPr>
+        <w:t xml:space="preserve">payload_json</w:t>
+      </w:r>
+      <w:r>
+        <w:rPr>
+          <w:rFonts w:hint="eastAsia"/>
+        </w:rPr>
+        <w:t xml:space="preserve">，連同</w:t>
+      </w:r>
+      <w:r>
+        <w:t xml:space="preserve"> </w:t>
+      </w:r>
+      <w:r>
+        <w:rPr>
+          <w:rStyle w:val="VerbatimChar"/>
+        </w:rPr>
+        <w:t xml:space="preserve">tracking_no</w:t>
+      </w:r>
+      <w:r>
+        <w:t xml:space="preserve">、</w:t>
+      </w:r>
+      <w:r>
+        <w:rPr>
+          <w:rStyle w:val="VerbatimChar"/>
+        </w:rPr>
+        <w:t xml:space="preserve">sort_channel</w:t>
+      </w:r>
+      <w:r>
+        <w:t xml:space="preserve">、</w:t>
+      </w:r>
+      <w:r>
+        <w:rPr>
+          <w:rStyle w:val="VerbatimChar"/>
+        </w:rPr>
+        <w:t xml:space="preserve">job_sticker</w:t>
+      </w:r>
+      <w:r>
+        <w:t xml:space="preserve"> </w:t>
+      </w:r>
+      <w:r>
+        <w:rPr>
+          <w:rFonts w:hint="eastAsia"/>
+        </w:rPr>
+        <w:t xml:space="preserve">寫入</w:t>
+      </w:r>
+      <w:r>
+        <w:t xml:space="preserve"> </w:t>
+      </w:r>
+      <w:r>
+        <w:rPr>
+          <w:rStyle w:val="VerbatimChar"/>
+        </w:rPr>
+        <w:t xml:space="preserve">report_queue</w:t>
+      </w:r>
+      <w:r>
+        <w:rPr>
+          <w:rFonts w:hint="eastAsia"/>
+        </w:rPr>
+        <w:t xml:space="preserve">（</w:t>
+      </w:r>
+      <w:r>
+        <w:rPr>
+          <w:rStyle w:val="VerbatimChar"/>
+        </w:rPr>
+        <w:t xml:space="preserve">status=pending</w:t>
+      </w:r>
+      <w:r>
+        <w:rPr>
+          <w:rFonts w:hint="eastAsia"/>
+        </w:rPr>
+        <w:t xml:space="preserve">）</w:t>
+      </w:r>
+    </w:p>
+    <w:p>
+      <w:pPr>
+        <w:pStyle w:val="Compact"/>
+        <w:numPr>
+          <w:ilvl w:val="0"/>
+          <w:numId w:val="1018"/>
+        </w:numPr>
+      </w:pPr>
+      <w:r>
+        <w:rPr>
+          <w:rFonts w:hint="eastAsia"/>
+        </w:rPr>
         <w:t xml:space="preserve">立即回</w:t>
       </w:r>
       <w:r>
@@ -9548,6 +9751,62 @@
       </w:r>
       <w:r>
         <w:t xml:space="preserve">webhook</w:t>
+      </w:r>
+    </w:p>
+    <w:p>
+      <w:pPr>
+        <w:pStyle w:val="BlockText"/>
+      </w:pPr>
+      <w:r>
+        <w:rPr>
+          <w:rFonts w:hint="eastAsia"/>
+        </w:rPr>
+        <w:t xml:space="preserve">同一個</w:t>
+      </w:r>
+      <w:r>
+        <w:t xml:space="preserve"> </w:t>
+      </w:r>
+      <w:r>
+        <w:rPr>
+          <w:rStyle w:val="VerbatimChar"/>
+        </w:rPr>
+        <w:t xml:space="preserve">response_id</w:t>
+      </w:r>
+      <w:r>
+        <w:t xml:space="preserve"> </w:t>
+      </w:r>
+      <w:r>
+        <w:rPr>
+          <w:rFonts w:hint="eastAsia"/>
+        </w:rPr>
+        <w:t xml:space="preserve">在</w:t>
+      </w:r>
+      <w:r>
+        <w:t xml:space="preserve"> </w:t>
+      </w:r>
+      <w:r>
+        <w:rPr>
+          <w:rStyle w:val="VerbatimChar"/>
+        </w:rPr>
+        <w:t xml:space="preserve">report_queue</w:t>
+      </w:r>
+      <w:r>
+        <w:t xml:space="preserve"> </w:t>
+      </w:r>
+      <w:r>
+        <w:rPr>
+          <w:rFonts w:hint="eastAsia"/>
+        </w:rPr>
+        <w:t xml:space="preserve">只會有一列（唯一索引保證）。工控機重複回報同一筆一律回</w:t>
+      </w:r>
+      <w:r>
+        <w:t xml:space="preserve"> 200 </w:t>
+      </w:r>
+      <w:r>
+        <w:rPr>
+          <w:rFonts w:hint="eastAsia"/>
+        </w:rPr>
+        <w:t xml:space="preserve">且不會重複推送雲端。</w:t>
       </w:r>
     </w:p>
     <w:bookmarkEnd w:id="28"/>
@@ -10308,6 +10567,555 @@
         <w:t xml:space="preserve">「佇列歷史」頁查看</w:t>
       </w:r>
     </w:p>
+    <w:bookmarkEnd w:id="30"/>
+    <w:bookmarkStart w:id="31" w:name="direct_print-模式下的回報重要"/>
+    <w:p>
+      <w:pPr>
+        <w:pStyle w:val="Heading2"/>
+      </w:pPr>
+      <w:r>
+        <w:rPr>
+          <w:rStyle w:val="VerbatimChar"/>
+        </w:rPr>
+        <w:t xml:space="preserve">direct_print</w:t>
+      </w:r>
+      <w:r>
+        <w:t xml:space="preserve"> </w:t>
+      </w:r>
+      <w:r>
+        <w:rPr>
+          <w:rFonts w:hint="eastAsia"/>
+        </w:rPr>
+        <w:t xml:space="preserve">模式下的回報（重要）</w:t>
+      </w:r>
+    </w:p>
+    <w:p>
+      <w:pPr>
+        <w:pStyle w:val="FirstParagraph"/>
+      </w:pPr>
+      <w:r>
+        <w:rPr>
+          <w:rFonts w:hint="eastAsia"/>
+        </w:rPr>
+        <w:t xml:space="preserve">此模式下面單由中介機自己印出、工控機沒有列印動作，</w:t>
+      </w:r>
+      <w:r>
+        <w:rPr>
+          <w:rFonts w:hint="eastAsia"/>
+          <w:b/>
+          <w:bCs/>
+        </w:rPr>
+        <w:t xml:space="preserve">但工控機仍必須照常回報</w:t>
+      </w:r>
+      <w:r>
+        <w:rPr>
+          <w:rFonts w:hint="eastAsia"/>
+        </w:rPr>
+        <w:t xml:space="preserve">。原因：回報代表的是「工控機收到分揀通道、包裹已分進格口」，這件事只有工控機能證明，中介機無從得知。</w:t>
+      </w:r>
+    </w:p>
+    <w:p>
+      <w:pPr>
+        <w:pStyle w:val="BodyText"/>
+      </w:pPr>
+      <w:r>
+        <w:rPr>
+          <w:rFonts w:hint="eastAsia"/>
+        </w:rPr>
+        <w:t xml:space="preserve">為了避免工控機端把回報綁在</w:t>
+      </w:r>
+      <w:r>
+        <w:t xml:space="preserve"> </w:t>
+      </w:r>
+      <w:r>
+        <w:rPr>
+          <w:rStyle w:val="VerbatimChar"/>
+        </w:rPr>
+        <w:t xml:space="preserve">label_path</w:t>
+      </w:r>
+      <w:r>
+        <w:t xml:space="preserve"> </w:t>
+      </w:r>
+      <w:r>
+        <w:rPr>
+          <w:rFonts w:hint="eastAsia"/>
+        </w:rPr>
+        <w:t xml:space="preserve">上而整段跳過（此模式該欄位不存在），中介機</w:t>
+      </w:r>
+      <w:r>
+        <w:rPr>
+          <w:rFonts w:hint="eastAsia"/>
+          <w:b/>
+          <w:bCs/>
+        </w:rPr>
+        <w:t xml:space="preserve">列印成功後會自行補記一筆</w:t>
+      </w:r>
+      <w:r>
+        <w:rPr>
+          <w:rFonts w:hint="eastAsia"/>
+        </w:rPr>
+        <w:t xml:space="preserve">當作兜底，但不會立刻推送雲端：</w:t>
+      </w:r>
+    </w:p>
+    <w:tbl>
+      <w:tblPr>
+        <w:tblStyle w:val="Table"/>
+        <w:tblW w:type="pct" w:w="5000"/>
+        <w:tblLayout w:type="fixed"/>
+        <w:tblLook w:firstRow="1" w:lastRow="0" w:firstColumn="0" w:lastColumn="0" w:noHBand="0" w:noVBand="0" w:val="0020"/>
+      </w:tblPr>
+      <w:tblGrid>
+        <w:gridCol w:w="3960"/>
+        <w:gridCol w:w="3960"/>
+      </w:tblGrid>
+      <w:tr>
+        <w:trPr>
+          <w:tblHeader w:val="on"/>
+        </w:trPr>
+        <w:tc>
+          <w:tcPr/>
+          <w:p>
+            <w:pPr>
+              <w:pStyle w:val="Compact"/>
+            </w:pPr>
+            <w:r>
+              <w:rPr>
+                <w:rFonts w:hint="eastAsia"/>
+              </w:rPr>
+              <w:t xml:space="preserve">時序</w:t>
+            </w:r>
+          </w:p>
+        </w:tc>
+        <w:tc>
+          <w:tcPr/>
+          <w:p>
+            <w:pPr>
+              <w:pStyle w:val="Compact"/>
+            </w:pPr>
+            <w:r>
+              <w:rPr>
+                <w:rFonts w:hint="eastAsia"/>
+              </w:rPr>
+              <w:t xml:space="preserve">中介機行為</w:t>
+            </w:r>
+          </w:p>
+        </w:tc>
+      </w:tr>
+      <w:tr>
+        <w:tc>
+          <w:tcPr/>
+          <w:p>
+            <w:pPr>
+              <w:pStyle w:val="Compact"/>
+            </w:pPr>
+            <w:r>
+              <w:rPr>
+                <w:rFonts w:hint="eastAsia"/>
+              </w:rPr>
+              <w:t xml:space="preserve">面單列印成功</w:t>
+            </w:r>
+          </w:p>
+        </w:tc>
+        <w:tc>
+          <w:tcPr/>
+          <w:p>
+            <w:pPr>
+              <w:pStyle w:val="Compact"/>
+            </w:pPr>
+            <w:r>
+              <w:rPr>
+                <w:rFonts w:hint="eastAsia"/>
+              </w:rPr>
+              <w:t xml:space="preserve">建立佇列項（來源</w:t>
+            </w:r>
+            <w:r>
+              <w:t xml:space="preserve"> = </w:t>
+            </w:r>
+            <w:r>
+              <w:rPr>
+                <w:rFonts w:hint="eastAsia"/>
+              </w:rPr>
+              <w:t xml:space="preserve">中介機自印），排定於</w:t>
+            </w:r>
+            <w:r>
+              <w:t xml:space="preserve"> N </w:t>
+            </w:r>
+            <w:r>
+              <w:rPr>
+                <w:rFonts w:hint="eastAsia"/>
+              </w:rPr>
+              <w:t xml:space="preserve">秒後送出</w:t>
+            </w:r>
+          </w:p>
+        </w:tc>
+      </w:tr>
+      <w:tr>
+        <w:tc>
+          <w:tcPr/>
+          <w:p>
+            <w:pPr>
+              <w:pStyle w:val="Compact"/>
+            </w:pPr>
+            <w:r>
+              <w:t xml:space="preserve">N </w:t>
+            </w:r>
+            <w:r>
+              <w:rPr>
+                <w:rFonts w:hint="eastAsia"/>
+              </w:rPr>
+              <w:t xml:space="preserve">秒內收到</w:t>
+            </w:r>
+            <w:r>
+              <w:t xml:space="preserve"> </w:t>
+            </w:r>
+            <w:r>
+              <w:rPr>
+                <w:rStyle w:val="VerbatimChar"/>
+              </w:rPr>
+              <w:t xml:space="preserve">POST /api/report</w:t>
+            </w:r>
+          </w:p>
+        </w:tc>
+        <w:tc>
+          <w:tcPr/>
+          <w:p>
+            <w:pPr>
+              <w:pStyle w:val="Compact"/>
+            </w:pPr>
+            <w:r>
+              <w:rPr>
+                <w:rFonts w:hint="eastAsia"/>
+              </w:rPr>
+              <w:t xml:space="preserve">併入同一筆、標記「工控機已回報」，</w:t>
+            </w:r>
+            <w:r>
+              <w:rPr>
+                <w:rFonts w:hint="eastAsia"/>
+                <w:b/>
+                <w:bCs/>
+              </w:rPr>
+              <w:t xml:space="preserve">立即</w:t>
+            </w:r>
+            <w:r>
+              <w:rPr>
+                <w:rFonts w:hint="eastAsia"/>
+              </w:rPr>
+              <w:t xml:space="preserve">送出雲端</w:t>
+            </w:r>
+          </w:p>
+        </w:tc>
+      </w:tr>
+      <w:tr>
+        <w:tc>
+          <w:tcPr/>
+          <w:p>
+            <w:pPr>
+              <w:pStyle w:val="Compact"/>
+            </w:pPr>
+            <w:r>
+              <w:t xml:space="preserve">N </w:t>
+            </w:r>
+            <w:r>
+              <w:rPr>
+                <w:rFonts w:hint="eastAsia"/>
+              </w:rPr>
+              <w:t xml:space="preserve">秒過了仍未收到</w:t>
+            </w:r>
+          </w:p>
+        </w:tc>
+        <w:tc>
+          <w:tcPr/>
+          <w:p>
+            <w:pPr>
+              <w:pStyle w:val="Compact"/>
+            </w:pPr>
+            <w:r>
+              <w:rPr>
+                <w:rFonts w:hint="eastAsia"/>
+              </w:rPr>
+              <w:t xml:space="preserve">自行兜底送出（雲端仍收得到貼標人員，但缺少工控機確認）</w:t>
+            </w:r>
+          </w:p>
+        </w:tc>
+      </w:tr>
+      <w:tr>
+        <w:tc>
+          <w:tcPr/>
+          <w:p>
+            <w:pPr>
+              <w:pStyle w:val="Compact"/>
+            </w:pPr>
+            <w:r>
+              <w:rPr>
+                <w:rFonts w:hint="eastAsia"/>
+              </w:rPr>
+              <w:t xml:space="preserve">送出後才收到回報（遲到）</w:t>
+            </w:r>
+          </w:p>
+        </w:tc>
+        <w:tc>
+          <w:tcPr/>
+          <w:p>
+            <w:pPr>
+              <w:pStyle w:val="Compact"/>
+            </w:pPr>
+            <w:r>
+              <w:rPr>
+                <w:rFonts w:hint="eastAsia"/>
+              </w:rPr>
+              <w:t xml:space="preserve">只補記回報時間，</w:t>
+            </w:r>
+            <w:r>
+              <w:rPr>
+                <w:rFonts w:hint="eastAsia"/>
+                <w:b/>
+                <w:bCs/>
+              </w:rPr>
+              <w:t xml:space="preserve">絕不重推</w:t>
+            </w:r>
+            <w:r>
+              <w:rPr>
+                <w:rFonts w:hint="eastAsia"/>
+              </w:rPr>
+              <w:t xml:space="preserve">；桌面</w:t>
+            </w:r>
+            <w:r>
+              <w:t xml:space="preserve"> App </w:t>
+            </w:r>
+            <w:r>
+              <w:rPr>
+                <w:rFonts w:hint="eastAsia"/>
+              </w:rPr>
+              <w:t xml:space="preserve">顯示為「工控機回報遲到」</w:t>
+            </w:r>
+          </w:p>
+        </w:tc>
+      </w:tr>
+    </w:tbl>
+    <w:p>
+      <w:pPr>
+        <w:pStyle w:val="Compact"/>
+        <w:numPr>
+          <w:ilvl w:val="0"/>
+          <w:numId w:val="1021"/>
+        </w:numPr>
+      </w:pPr>
+      <w:r>
+        <w:rPr>
+          <w:rFonts w:hint="eastAsia"/>
+        </w:rPr>
+        <w:t xml:space="preserve">等待秒數</w:t>
+      </w:r>
+      <w:r>
+        <w:t xml:space="preserve"> N </w:t>
+      </w:r>
+      <w:r>
+        <w:rPr>
+          <w:rFonts w:hint="eastAsia"/>
+        </w:rPr>
+        <w:t xml:space="preserve">於桌面</w:t>
+      </w:r>
+      <w:r>
+        <w:t xml:space="preserve"> </w:t>
+      </w:r>
+      <w:r>
+        <w:rPr>
+          <w:rFonts w:hint="eastAsia"/>
+        </w:rPr>
+        <w:t xml:space="preserve">App「本機服務」頁設定（</w:t>
+      </w:r>
+      <w:r>
+        <w:rPr>
+          <w:rFonts w:hint="eastAsia"/>
+          <w:b/>
+          <w:bCs/>
+        </w:rPr>
+        <w:t xml:space="preserve">預設</w:t>
+      </w:r>
+      <w:r>
+        <w:rPr>
+          <w:b/>
+          <w:bCs/>
+        </w:rPr>
+        <w:t xml:space="preserve"> 10 </w:t>
+      </w:r>
+      <w:r>
+        <w:rPr>
+          <w:rFonts w:hint="eastAsia"/>
+          <w:b/>
+          <w:bCs/>
+        </w:rPr>
+        <w:t xml:space="preserve">秒，上限</w:t>
+      </w:r>
+      <w:r>
+        <w:rPr>
+          <w:b/>
+          <w:bCs/>
+        </w:rPr>
+        <w:t xml:space="preserve"> 600 </w:t>
+      </w:r>
+      <w:r>
+        <w:rPr>
+          <w:rFonts w:hint="eastAsia"/>
+          <w:b/>
+          <w:bCs/>
+        </w:rPr>
+        <w:t xml:space="preserve">秒</w:t>
+      </w:r>
+      <w:r>
+        <w:rPr>
+          <w:rFonts w:hint="eastAsia"/>
+        </w:rPr>
+        <w:t xml:space="preserve">），可依現場工控機實際回報延遲調整</w:t>
+      </w:r>
+    </w:p>
+    <w:p>
+      <w:pPr>
+        <w:pStyle w:val="Compact"/>
+        <w:numPr>
+          <w:ilvl w:val="0"/>
+          <w:numId w:val="1021"/>
+        </w:numPr>
+      </w:pPr>
+      <w:r>
+        <w:rPr>
+          <w:rFonts w:hint="eastAsia"/>
+        </w:rPr>
+        <w:t xml:space="preserve">同一</w:t>
+      </w:r>
+      <w:r>
+        <w:t xml:space="preserve"> </w:t>
+      </w:r>
+      <w:r>
+        <w:rPr>
+          <w:rStyle w:val="VerbatimChar"/>
+        </w:rPr>
+        <w:t xml:space="preserve">response_id</w:t>
+      </w:r>
+      <w:r>
+        <w:t xml:space="preserve"> </w:t>
+      </w:r>
+      <w:r>
+        <w:rPr>
+          <w:rFonts w:hint="eastAsia"/>
+        </w:rPr>
+        <w:t xml:space="preserve">兩邊同時寫入時由單一不可分割的寫入合併，無論誰先誰後都只有一列、工控機也不會收到失敗回應</w:t>
+      </w:r>
+    </w:p>
+    <w:p>
+      <w:pPr>
+        <w:pStyle w:val="Compact"/>
+        <w:numPr>
+          <w:ilvl w:val="0"/>
+          <w:numId w:val="1021"/>
+        </w:numPr>
+      </w:pPr>
+      <w:r>
+        <w:rPr>
+          <w:rFonts w:hint="eastAsia"/>
+          <w:b/>
+          <w:bCs/>
+        </w:rPr>
+        <w:t xml:space="preserve">列印失敗的包裹不會補記回報</w:t>
+      </w:r>
+      <w:r>
+        <w:t xml:space="preserve"> </w:t>
+      </w:r>
+      <w:r>
+        <w:t xml:space="preserve">—— </w:t>
+      </w:r>
+      <w:r>
+        <w:rPr>
+          <w:rFonts w:hint="eastAsia"/>
+        </w:rPr>
+        <w:t xml:space="preserve">沒印出來的東西不該被回報成完成，該情況另以「直印失敗」警示提醒現場</w:t>
+      </w:r>
+    </w:p>
+    <w:p>
+      <w:pPr>
+        <w:pStyle w:val="Compact"/>
+        <w:numPr>
+          <w:ilvl w:val="0"/>
+          <w:numId w:val="1021"/>
+        </w:numPr>
+      </w:pPr>
+      <w:r>
+        <w:rPr>
+          <w:rFonts w:hint="eastAsia"/>
+          <w:b/>
+          <w:bCs/>
+        </w:rPr>
+        <w:t xml:space="preserve">列印失敗還會主動攔下該件的雲端回報</w:t>
+      </w:r>
+      <w:r>
+        <w:t xml:space="preserve"> </w:t>
+      </w:r>
+      <w:r>
+        <w:t xml:space="preserve">—— </w:t>
+      </w:r>
+      <w:r>
+        <w:rPr>
+          <w:rFonts w:hint="eastAsia"/>
+        </w:rPr>
+        <w:t xml:space="preserve">即使工控機已經回報、或稍後才回報，該筆一律不推送雲端（桌面</w:t>
+      </w:r>
+      <w:r>
+        <w:t xml:space="preserve"> App </w:t>
+      </w:r>
+      <w:r>
+        <w:rPr>
+          <w:rFonts w:hint="eastAsia"/>
+        </w:rPr>
+        <w:t xml:space="preserve">顯示狀態「已攔下」）。</w:t>
+      </w:r>
+      <w:r>
+        <w:rPr>
+          <w:rFonts w:hint="eastAsia"/>
+          <w:b/>
+          <w:bCs/>
+        </w:rPr>
+        <w:t xml:space="preserve">工控機端無需為此做任何特殊處理</w:t>
+      </w:r>
+      <w:r>
+        <w:rPr>
+          <w:rFonts w:hint="eastAsia"/>
+        </w:rPr>
+        <w:t xml:space="preserve">：照常回報、照常收到</w:t>
+      </w:r>
+      <w:r>
+        <w:t xml:space="preserve"> </w:t>
+      </w:r>
+      <w:r>
+        <w:rPr>
+          <w:rFonts w:hint="eastAsia"/>
+        </w:rPr>
+        <w:t xml:space="preserve">200，是否推送由中介機依實際列印結果決定</w:t>
+      </w:r>
+    </w:p>
+    <w:p>
+      <w:pPr>
+        <w:pStyle w:val="Compact"/>
+        <w:numPr>
+          <w:ilvl w:val="0"/>
+          <w:numId w:val="1021"/>
+        </w:numPr>
+      </w:pPr>
+      <w:r>
+        <w:rPr>
+          <w:rFonts w:hint="eastAsia"/>
+        </w:rPr>
+        <w:t xml:space="preserve">桌面</w:t>
+      </w:r>
+      <w:r>
+        <w:t xml:space="preserve"> </w:t>
+      </w:r>
+      <w:r>
+        <w:rPr>
+          <w:rFonts w:hint="eastAsia"/>
+        </w:rPr>
+        <w:t xml:space="preserve">App「佇列歷史」頁的「回報來源」欄可直接看出工控機回報鏈是否正常：整批都是「僅中介機自印」代表工控機端沒在回報</w:t>
+      </w:r>
+    </w:p>
     <w:p>
       <w:r>
         <w:pict>
@@ -10315,9 +11123,9 @@
         </w:pict>
       </w:r>
     </w:p>
-    <w:bookmarkEnd w:id="30"/>
     <w:bookmarkEnd w:id="31"/>
-    <w:bookmarkStart w:id="36" w:name="post-apidevice-alert"/>
+    <w:bookmarkEnd w:id="32"/>
+    <w:bookmarkStart w:id="37" w:name="post-apidevice-alert"/>
     <w:p>
       <w:pPr>
         <w:pStyle w:val="Heading1"/>
@@ -10623,7 +11431,7 @@
         <w:t xml:space="preserve">TTS（此時越南語需機器自備語音包）。</w:t>
       </w:r>
     </w:p>
-    <w:bookmarkStart w:id="32" w:name="request-3"/>
+    <w:bookmarkStart w:id="33" w:name="request-3"/>
     <w:p>
       <w:pPr>
         <w:pStyle w:val="Heading2"/>
@@ -11492,8 +12300,8 @@
         <w:t xml:space="preserve">key（大寫），不需改工控機。</w:t>
       </w:r>
     </w:p>
-    <w:bookmarkEnd w:id="32"/>
-    <w:bookmarkStart w:id="33" w:name="處理流程-2"/>
+    <w:bookmarkEnd w:id="33"/>
+    <w:bookmarkStart w:id="34" w:name="處理流程-2"/>
     <w:p>
       <w:pPr>
         <w:pStyle w:val="Heading2"/>
@@ -11503,475 +12311,6 @@
           <w:rFonts w:hint="eastAsia"/>
         </w:rPr>
         <w:t xml:space="preserve">處理流程</w:t>
-      </w:r>
-    </w:p>
-    <w:p>
-      <w:pPr>
-        <w:pStyle w:val="Compact"/>
-        <w:numPr>
-          <w:ilvl w:val="0"/>
-          <w:numId w:val="1021"/>
-        </w:numPr>
-      </w:pPr>
-      <w:r>
-        <w:rPr>
-          <w:rFonts w:hint="eastAsia"/>
-        </w:rPr>
-        <w:t xml:space="preserve">解析</w:t>
-      </w:r>
-      <w:r>
-        <w:t xml:space="preserve"> </w:t>
-      </w:r>
-      <w:r>
-        <w:rPr>
-          <w:rStyle w:val="VerbatimChar"/>
-        </w:rPr>
-        <w:t xml:space="preserve">type</w:t>
-      </w:r>
-      <w:r>
-        <w:rPr>
-          <w:rFonts w:hint="eastAsia"/>
-        </w:rPr>
-        <w:t xml:space="preserve">（轉大寫；空</w:t>
-      </w:r>
-      <w:r>
-        <w:t xml:space="preserve"> →</w:t>
-      </w:r>
-      <w:r>
-        <w:t xml:space="preserve"> </w:t>
-      </w:r>
-      <w:r>
-        <w:rPr>
-          <w:rStyle w:val="VerbatimChar"/>
-        </w:rPr>
-        <w:t xml:space="preserve">ERROR</w:t>
-      </w:r>
-      <w:r>
-        <w:rPr>
-          <w:rFonts w:hint="eastAsia"/>
-        </w:rPr>
-        <w:t xml:space="preserve">）、</w:t>
-      </w:r>
-      <w:r>
-        <w:rPr>
-          <w:rStyle w:val="VerbatimChar"/>
-        </w:rPr>
-        <w:t xml:space="preserve">message</w:t>
-      </w:r>
-      <w:r>
-        <w:t xml:space="preserve">、</w:t>
-      </w:r>
-      <w:r>
-        <w:rPr>
-          <w:rStyle w:val="VerbatimChar"/>
-        </w:rPr>
-        <w:t xml:space="preserve">repeat</w:t>
-      </w:r>
-      <w:r>
-        <w:rPr>
-          <w:rFonts w:hint="eastAsia"/>
-        </w:rPr>
-        <w:t xml:space="preserve">（空</w:t>
-      </w:r>
-      <w:r>
-        <w:t xml:space="preserve"> → </w:t>
-      </w:r>
-      <w:r>
-        <w:rPr>
-          <w:rFonts w:hint="eastAsia"/>
-        </w:rPr>
-        <w:t xml:space="preserve">1，clamp</w:t>
-      </w:r>
-      <w:r>
-        <w:t xml:space="preserve"> </w:t>
-      </w:r>
-      <w:r>
-        <w:rPr>
-          <w:rFonts w:hint="eastAsia"/>
-        </w:rPr>
-        <w:t xml:space="preserve">1～3）</w:t>
-      </w:r>
-    </w:p>
-    <w:p>
-      <w:pPr>
-        <w:pStyle w:val="Compact"/>
-        <w:numPr>
-          <w:ilvl w:val="0"/>
-          <w:numId w:val="1021"/>
-        </w:numPr>
-      </w:pPr>
-      <w:r>
-        <w:t xml:space="preserve">emit</w:t>
-      </w:r>
-      <w:r>
-        <w:t xml:space="preserve"> </w:t>
-      </w:r>
-      <w:r>
-        <w:rPr>
-          <w:rStyle w:val="VerbatimChar"/>
-        </w:rPr>
-        <w:t xml:space="preserve">device-alert</w:t>
-      </w:r>
-      <w:r>
-        <w:t xml:space="preserve"> </w:t>
-      </w:r>
-      <w:r>
-        <w:rPr>
-          <w:rFonts w:hint="eastAsia"/>
-        </w:rPr>
-        <w:t xml:space="preserve">事件</w:t>
-      </w:r>
-      <w:r>
-        <w:t xml:space="preserve"> </w:t>
-      </w:r>
-      <w:r>
-        <w:rPr>
-          <w:rStyle w:val="VerbatimChar"/>
-        </w:rPr>
-        <w:t xml:space="preserve">{ alert_type, message, repeat }</w:t>
-      </w:r>
-      <w:r>
-        <w:t xml:space="preserve"> </w:t>
-      </w:r>
-      <w:r>
-        <w:rPr>
-          <w:rFonts w:hint="eastAsia"/>
-        </w:rPr>
-        <w:t xml:space="preserve">給桌面前端</w:t>
-      </w:r>
-    </w:p>
-    <w:p>
-      <w:pPr>
-        <w:pStyle w:val="Compact"/>
-        <w:numPr>
-          <w:ilvl w:val="0"/>
-          <w:numId w:val="1021"/>
-        </w:numPr>
-      </w:pPr>
-      <w:r>
-        <w:rPr>
-          <w:rFonts w:hint="eastAsia"/>
-        </w:rPr>
-        <w:t xml:space="preserve">寫一筆</w:t>
-      </w:r>
-      <w:r>
-        <w:t xml:space="preserve"> </w:t>
-      </w:r>
-      <w:r>
-        <w:rPr>
-          <w:rStyle w:val="VerbatimChar"/>
-        </w:rPr>
-        <w:t xml:space="preserve">warn</w:t>
-      </w:r>
-      <w:r>
-        <w:t xml:space="preserve"> </w:t>
-      </w:r>
-      <w:r>
-        <w:rPr>
-          <w:rFonts w:hint="eastAsia"/>
-        </w:rPr>
-        <w:t xml:space="preserve">等級事件</w:t>
-      </w:r>
-      <w:r>
-        <w:t xml:space="preserve"> </w:t>
-      </w:r>
-      <w:r>
-        <w:rPr>
-          <w:rFonts w:hint="eastAsia"/>
-        </w:rPr>
-        <w:t xml:space="preserve">log（分類</w:t>
-      </w:r>
-      <w:r>
-        <w:t xml:space="preserve"> </w:t>
-      </w:r>
-      <w:r>
-        <w:rPr>
-          <w:rStyle w:val="VerbatimChar"/>
-        </w:rPr>
-        <w:t xml:space="preserve">server</w:t>
-      </w:r>
-      <w:r>
-        <w:rPr>
-          <w:rFonts w:hint="eastAsia"/>
-        </w:rPr>
-        <w:t xml:space="preserve">，標題「設備異常」）</w:t>
-      </w:r>
-    </w:p>
-    <w:p>
-      <w:pPr>
-        <w:pStyle w:val="Compact"/>
-        <w:numPr>
-          <w:ilvl w:val="0"/>
-          <w:numId w:val="1021"/>
-        </w:numPr>
-      </w:pPr>
-      <w:r>
-        <w:rPr>
-          <w:rFonts w:hint="eastAsia"/>
-        </w:rPr>
-        <w:t xml:space="preserve">立即回</w:t>
-      </w:r>
-      <w:r>
-        <w:t xml:space="preserve"> </w:t>
-      </w:r>
-      <w:r>
-        <w:rPr>
-          <w:rStyle w:val="VerbatimChar"/>
-        </w:rPr>
-        <w:t xml:space="preserve">200 OK</w:t>
-      </w:r>
-    </w:p>
-    <w:p>
-      <w:pPr>
-        <w:pStyle w:val="Compact"/>
-        <w:numPr>
-          <w:ilvl w:val="0"/>
-          <w:numId w:val="1021"/>
-        </w:numPr>
-      </w:pPr>
-      <w:r>
-        <w:rPr>
-          <w:rFonts w:hint="eastAsia"/>
-        </w:rPr>
-        <w:t xml:space="preserve">前端</w:t>
-      </w:r>
-      <w:r>
-        <w:t xml:space="preserve"> </w:t>
-      </w:r>
-      <w:r>
-        <w:rPr>
-          <w:rStyle w:val="VerbatimChar"/>
-        </w:rPr>
-        <w:t xml:space="preserve">useDeviceAlert</w:t>
-      </w:r>
-      <w:r>
-        <w:t xml:space="preserve"> </w:t>
-      </w:r>
-      <w:r>
-        <w:rPr>
-          <w:rFonts w:hint="eastAsia"/>
-        </w:rPr>
-        <w:t xml:space="preserve">收到事件</w:t>
-      </w:r>
-      <w:r>
-        <w:t xml:space="preserve"> → </w:t>
-      </w:r>
-      <w:r>
-        <w:rPr>
-          <w:rFonts w:hint="eastAsia"/>
-        </w:rPr>
-        <w:t xml:space="preserve">依</w:t>
-      </w:r>
-      <w:r>
-        <w:t xml:space="preserve"> </w:t>
-      </w:r>
-      <w:r>
-        <w:rPr>
-          <w:rStyle w:val="VerbatimChar"/>
-        </w:rPr>
-        <w:t xml:space="preserve">type</w:t>
-      </w:r>
-      <w:r>
-        <w:t xml:space="preserve"> </w:t>
-      </w:r>
-      <w:r>
-        <w:rPr>
-          <w:rFonts w:hint="eastAsia"/>
-        </w:rPr>
-        <w:t xml:space="preserve">播預錄中/越雙語音檔</w:t>
-      </w:r>
-      <w:r>
-        <w:t xml:space="preserve"> </w:t>
-      </w:r>
-      <w:r>
-        <w:rPr>
-          <w:rStyle w:val="VerbatimChar"/>
-        </w:rPr>
-        <w:t xml:space="preserve">repeat</w:t>
-      </w:r>
-      <w:r>
-        <w:t xml:space="preserve"> </w:t>
-      </w:r>
-      <w:r>
-        <w:rPr>
-          <w:rFonts w:hint="eastAsia"/>
-        </w:rPr>
-        <w:t xml:space="preserve">次（未錄音類型退回系統</w:t>
-      </w:r>
-      <w:r>
-        <w:t xml:space="preserve"> </w:t>
-      </w:r>
-      <w:r>
-        <w:rPr>
-          <w:rFonts w:hint="eastAsia"/>
-        </w:rPr>
-        <w:t xml:space="preserve">TTS）→</w:t>
-      </w:r>
-      <w:r>
-        <w:t xml:space="preserve"> </w:t>
-      </w:r>
-      <w:r>
-        <w:rPr>
-          <w:rFonts w:hint="eastAsia"/>
-        </w:rPr>
-        <w:t xml:space="preserve">顯示</w:t>
-      </w:r>
-      <w:r>
-        <w:t xml:space="preserve"> toast</w:t>
-      </w:r>
-    </w:p>
-    <w:bookmarkEnd w:id="33"/>
-    <w:bookmarkStart w:id="34" w:name="response-3"/>
-    <w:p>
-      <w:pPr>
-        <w:pStyle w:val="Heading2"/>
-      </w:pPr>
-      <w:r>
-        <w:t xml:space="preserve">Response</w:t>
-      </w:r>
-    </w:p>
-    <w:p>
-      <w:pPr>
-        <w:pStyle w:val="FirstParagraph"/>
-      </w:pPr>
-      <w:r>
-        <w:rPr>
-          <w:rFonts w:hint="eastAsia"/>
-          <w:b/>
-          <w:bCs/>
-        </w:rPr>
-        <w:t xml:space="preserve">成功（HTTP</w:t>
-      </w:r>
-      <w:r>
-        <w:rPr>
-          <w:b/>
-          <w:bCs/>
-        </w:rPr>
-        <w:t xml:space="preserve"> </w:t>
-      </w:r>
-      <w:r>
-        <w:rPr>
-          <w:rFonts w:hint="eastAsia"/>
-          <w:b/>
-          <w:bCs/>
-        </w:rPr>
-        <w:t xml:space="preserve">200）</w:t>
-      </w:r>
-    </w:p>
-    <w:p>
-      <w:pPr>
-        <w:pStyle w:val="SourceCode"/>
-      </w:pPr>
-      <w:r>
-        <w:rPr>
-          <w:rStyle w:val="FunctionTok"/>
-        </w:rPr>
-        <w:t xml:space="preserve">{</w:t>
-      </w:r>
-      <w:r>
-        <w:br/>
-      </w:r>
-      <w:r>
-        <w:rPr>
-          <w:rStyle w:val="NormalTok"/>
-        </w:rPr>
-        <w:t xml:space="preserve">  </w:t>
-      </w:r>
-      <w:r>
-        <w:rPr>
-          <w:rStyle w:val="DataTypeTok"/>
-        </w:rPr>
-        <w:t xml:space="preserve">"message"</w:t>
-      </w:r>
-      <w:r>
-        <w:rPr>
-          <w:rStyle w:val="FunctionTok"/>
-        </w:rPr>
-        <w:t xml:space="preserve">:</w:t>
-      </w:r>
-      <w:r>
-        <w:rPr>
-          <w:rStyle w:val="NormalTok"/>
-        </w:rPr>
-        <w:t xml:space="preserve"> </w:t>
-      </w:r>
-      <w:r>
-        <w:rPr>
-          <w:rStyle w:val="StringTok"/>
-        </w:rPr>
-        <w:t xml:space="preserve">"OK"</w:t>
-      </w:r>
-      <w:r>
-        <w:br/>
-      </w:r>
-      <w:r>
-        <w:rPr>
-          <w:rStyle w:val="FunctionTok"/>
-        </w:rPr>
-        <w:t xml:space="preserve">}</w:t>
-      </w:r>
-    </w:p>
-    <w:p>
-      <w:pPr>
-        <w:pStyle w:val="FirstParagraph"/>
-      </w:pPr>
-      <w:r>
-        <w:rPr>
-          <w:rFonts w:hint="eastAsia"/>
-        </w:rPr>
-        <w:t xml:space="preserve">此端點不回業務錯誤；body</w:t>
-      </w:r>
-      <w:r>
-        <w:t xml:space="preserve"> </w:t>
-      </w:r>
-      <w:r>
-        <w:rPr>
-          <w:rFonts w:hint="eastAsia"/>
-        </w:rPr>
-        <w:t xml:space="preserve">解析失敗（非合法</w:t>
-      </w:r>
-      <w:r>
-        <w:t xml:space="preserve"> </w:t>
-      </w:r>
-      <w:r>
-        <w:rPr>
-          <w:rFonts w:hint="eastAsia"/>
-        </w:rPr>
-        <w:t xml:space="preserve">JSON）由</w:t>
-      </w:r>
-      <w:r>
-        <w:t xml:space="preserve"> axum </w:t>
-      </w:r>
-      <w:r>
-        <w:rPr>
-          <w:rFonts w:hint="eastAsia"/>
-        </w:rPr>
-        <w:t xml:space="preserve">回</w:t>
-      </w:r>
-      <w:r>
-        <w:t xml:space="preserve"> </w:t>
-      </w:r>
-      <w:r>
-        <w:rPr>
-          <w:rStyle w:val="VerbatimChar"/>
-        </w:rPr>
-        <w:t xml:space="preserve">400 Bad Request</w:t>
-      </w:r>
-      <w:r>
-        <w:t xml:space="preserve">。</w:t>
-      </w:r>
-    </w:p>
-    <w:bookmarkEnd w:id="34"/>
-    <w:bookmarkStart w:id="35" w:name="工控機使用注意事項-2"/>
-    <w:p>
-      <w:pPr>
-        <w:pStyle w:val="Heading2"/>
-      </w:pPr>
-      <w:r>
-        <w:rPr>
-          <w:rFonts w:hint="eastAsia"/>
-        </w:rPr>
-        <w:t xml:space="preserve">工控機使用注意事項</w:t>
       </w:r>
     </w:p>
     <w:p>
@@ -11986,28 +12325,79 @@
         <w:rPr>
           <w:rFonts w:hint="eastAsia"/>
         </w:rPr>
-        <w:t xml:space="preserve">此為「通知」型端點，與</w:t>
-      </w:r>
-      <w:r>
-        <w:t xml:space="preserve"> </w:t>
-      </w:r>
-      <w:r>
-        <w:rPr>
-          <w:rStyle w:val="VerbatimChar"/>
-        </w:rPr>
-        <w:t xml:space="preserve">response_id</w:t>
-      </w:r>
-      <w:r>
-        <w:t xml:space="preserve"> </w:t>
-      </w:r>
-      <w:r>
-        <w:t xml:space="preserve">/ </w:t>
-      </w:r>
-      <w:r>
-        <w:rPr>
-          <w:rFonts w:hint="eastAsia"/>
-        </w:rPr>
-        <w:t xml:space="preserve">查件流程無關，可在任何時機獨立呼叫</w:t>
+        <w:t xml:space="preserve">解析</w:t>
+      </w:r>
+      <w:r>
+        <w:t xml:space="preserve"> </w:t>
+      </w:r>
+      <w:r>
+        <w:rPr>
+          <w:rStyle w:val="VerbatimChar"/>
+        </w:rPr>
+        <w:t xml:space="preserve">type</w:t>
+      </w:r>
+      <w:r>
+        <w:rPr>
+          <w:rFonts w:hint="eastAsia"/>
+        </w:rPr>
+        <w:t xml:space="preserve">（轉大寫；空</w:t>
+      </w:r>
+      <w:r>
+        <w:t xml:space="preserve"> →</w:t>
+      </w:r>
+      <w:r>
+        <w:t xml:space="preserve"> </w:t>
+      </w:r>
+      <w:r>
+        <w:rPr>
+          <w:rStyle w:val="VerbatimChar"/>
+        </w:rPr>
+        <w:t xml:space="preserve">ERROR</w:t>
+      </w:r>
+      <w:r>
+        <w:rPr>
+          <w:rFonts w:hint="eastAsia"/>
+        </w:rPr>
+        <w:t xml:space="preserve">）、</w:t>
+      </w:r>
+      <w:r>
+        <w:rPr>
+          <w:rStyle w:val="VerbatimChar"/>
+        </w:rPr>
+        <w:t xml:space="preserve">message</w:t>
+      </w:r>
+      <w:r>
+        <w:t xml:space="preserve">、</w:t>
+      </w:r>
+      <w:r>
+        <w:rPr>
+          <w:rStyle w:val="VerbatimChar"/>
+        </w:rPr>
+        <w:t xml:space="preserve">repeat</w:t>
+      </w:r>
+      <w:r>
+        <w:rPr>
+          <w:rFonts w:hint="eastAsia"/>
+        </w:rPr>
+        <w:t xml:space="preserve">（空</w:t>
+      </w:r>
+      <w:r>
+        <w:t xml:space="preserve"> → </w:t>
+      </w:r>
+      <w:r>
+        <w:rPr>
+          <w:rFonts w:hint="eastAsia"/>
+        </w:rPr>
+        <w:t xml:space="preserve">1，clamp</w:t>
+      </w:r>
+      <w:r>
+        <w:t xml:space="preserve"> </w:t>
+      </w:r>
+      <w:r>
+        <w:rPr>
+          <w:rFonts w:hint="eastAsia"/>
+        </w:rPr>
+        <w:t xml:space="preserve">1～3）</w:t>
       </w:r>
     </w:p>
     <w:p>
@@ -12019,42 +12409,43 @@
         </w:numPr>
       </w:pPr>
       <w:r>
-        <w:rPr>
-          <w:rFonts w:hint="eastAsia"/>
-        </w:rPr>
-        <w:t xml:space="preserve">同一異常</w:t>
-      </w:r>
-      <w:r>
-        <w:rPr>
-          <w:rFonts w:hint="eastAsia"/>
-          <w:b/>
-          <w:bCs/>
-        </w:rPr>
-        <w:t xml:space="preserve">持續存在</w:t>
-      </w:r>
-      <w:r>
-        <w:rPr>
-          <w:rFonts w:hint="eastAsia"/>
-        </w:rPr>
-        <w:t xml:space="preserve">時，工控機可自行決定重發頻率（例如每</w:t>
-      </w:r>
-      <w:r>
-        <w:t xml:space="preserve"> 30 </w:t>
-      </w:r>
-      <w:r>
-        <w:rPr>
-          <w:rFonts w:hint="eastAsia"/>
-        </w:rPr>
-        <w:t xml:space="preserve">秒重發一次直到排除）；App</w:t>
-      </w:r>
-      <w:r>
-        <w:t xml:space="preserve"> </w:t>
-      </w:r>
-      <w:r>
-        <w:rPr>
-          <w:rFonts w:hint="eastAsia"/>
-        </w:rPr>
-        <w:t xml:space="preserve">端每次收到都會重新廣播，並會先停掉前一筆未播完的語音避免疊聲</w:t>
+        <w:t xml:space="preserve">emit</w:t>
+      </w:r>
+      <w:r>
+        <w:t xml:space="preserve"> </w:t>
+      </w:r>
+      <w:r>
+        <w:rPr>
+          <w:rStyle w:val="VerbatimChar"/>
+        </w:rPr>
+        <w:t xml:space="preserve">device-alert</w:t>
+      </w:r>
+      <w:r>
+        <w:t xml:space="preserve"> </w:t>
+      </w:r>
+      <w:r>
+        <w:rPr>
+          <w:rFonts w:hint="eastAsia"/>
+        </w:rPr>
+        <w:t xml:space="preserve">事件</w:t>
+      </w:r>
+      <w:r>
+        <w:t xml:space="preserve"> </w:t>
+      </w:r>
+      <w:r>
+        <w:rPr>
+          <w:rStyle w:val="VerbatimChar"/>
+        </w:rPr>
+        <w:t xml:space="preserve">{ alert_type, message, repeat }</w:t>
+      </w:r>
+      <w:r>
+        <w:t xml:space="preserve"> </w:t>
+      </w:r>
+      <w:r>
+        <w:rPr>
+          <w:rFonts w:hint="eastAsia"/>
+        </w:rPr>
+        <w:t xml:space="preserve">給桌面前端</w:t>
       </w:r>
     </w:p>
     <w:p>
@@ -12068,6 +12459,423 @@
       <w:r>
         <w:rPr>
           <w:rFonts w:hint="eastAsia"/>
+        </w:rPr>
+        <w:t xml:space="preserve">寫一筆</w:t>
+      </w:r>
+      <w:r>
+        <w:t xml:space="preserve"> </w:t>
+      </w:r>
+      <w:r>
+        <w:rPr>
+          <w:rStyle w:val="VerbatimChar"/>
+        </w:rPr>
+        <w:t xml:space="preserve">warn</w:t>
+      </w:r>
+      <w:r>
+        <w:t xml:space="preserve"> </w:t>
+      </w:r>
+      <w:r>
+        <w:rPr>
+          <w:rFonts w:hint="eastAsia"/>
+        </w:rPr>
+        <w:t xml:space="preserve">等級事件</w:t>
+      </w:r>
+      <w:r>
+        <w:t xml:space="preserve"> </w:t>
+      </w:r>
+      <w:r>
+        <w:rPr>
+          <w:rFonts w:hint="eastAsia"/>
+        </w:rPr>
+        <w:t xml:space="preserve">log（分類</w:t>
+      </w:r>
+      <w:r>
+        <w:t xml:space="preserve"> </w:t>
+      </w:r>
+      <w:r>
+        <w:rPr>
+          <w:rStyle w:val="VerbatimChar"/>
+        </w:rPr>
+        <w:t xml:space="preserve">server</w:t>
+      </w:r>
+      <w:r>
+        <w:rPr>
+          <w:rFonts w:hint="eastAsia"/>
+        </w:rPr>
+        <w:t xml:space="preserve">，標題「設備異常」）</w:t>
+      </w:r>
+    </w:p>
+    <w:p>
+      <w:pPr>
+        <w:pStyle w:val="Compact"/>
+        <w:numPr>
+          <w:ilvl w:val="0"/>
+          <w:numId w:val="1022"/>
+        </w:numPr>
+      </w:pPr>
+      <w:r>
+        <w:rPr>
+          <w:rFonts w:hint="eastAsia"/>
+        </w:rPr>
+        <w:t xml:space="preserve">立即回</w:t>
+      </w:r>
+      <w:r>
+        <w:t xml:space="preserve"> </w:t>
+      </w:r>
+      <w:r>
+        <w:rPr>
+          <w:rStyle w:val="VerbatimChar"/>
+        </w:rPr>
+        <w:t xml:space="preserve">200 OK</w:t>
+      </w:r>
+    </w:p>
+    <w:p>
+      <w:pPr>
+        <w:pStyle w:val="Compact"/>
+        <w:numPr>
+          <w:ilvl w:val="0"/>
+          <w:numId w:val="1022"/>
+        </w:numPr>
+      </w:pPr>
+      <w:r>
+        <w:rPr>
+          <w:rFonts w:hint="eastAsia"/>
+        </w:rPr>
+        <w:t xml:space="preserve">前端</w:t>
+      </w:r>
+      <w:r>
+        <w:t xml:space="preserve"> </w:t>
+      </w:r>
+      <w:r>
+        <w:rPr>
+          <w:rStyle w:val="VerbatimChar"/>
+        </w:rPr>
+        <w:t xml:space="preserve">useDeviceAlert</w:t>
+      </w:r>
+      <w:r>
+        <w:t xml:space="preserve"> </w:t>
+      </w:r>
+      <w:r>
+        <w:rPr>
+          <w:rFonts w:hint="eastAsia"/>
+        </w:rPr>
+        <w:t xml:space="preserve">收到事件</w:t>
+      </w:r>
+      <w:r>
+        <w:t xml:space="preserve"> → </w:t>
+      </w:r>
+      <w:r>
+        <w:rPr>
+          <w:rFonts w:hint="eastAsia"/>
+        </w:rPr>
+        <w:t xml:space="preserve">依</w:t>
+      </w:r>
+      <w:r>
+        <w:t xml:space="preserve"> </w:t>
+      </w:r>
+      <w:r>
+        <w:rPr>
+          <w:rStyle w:val="VerbatimChar"/>
+        </w:rPr>
+        <w:t xml:space="preserve">type</w:t>
+      </w:r>
+      <w:r>
+        <w:t xml:space="preserve"> </w:t>
+      </w:r>
+      <w:r>
+        <w:rPr>
+          <w:rFonts w:hint="eastAsia"/>
+        </w:rPr>
+        <w:t xml:space="preserve">播預錄中/越雙語音檔</w:t>
+      </w:r>
+      <w:r>
+        <w:t xml:space="preserve"> </w:t>
+      </w:r>
+      <w:r>
+        <w:rPr>
+          <w:rStyle w:val="VerbatimChar"/>
+        </w:rPr>
+        <w:t xml:space="preserve">repeat</w:t>
+      </w:r>
+      <w:r>
+        <w:t xml:space="preserve"> </w:t>
+      </w:r>
+      <w:r>
+        <w:rPr>
+          <w:rFonts w:hint="eastAsia"/>
+        </w:rPr>
+        <w:t xml:space="preserve">次（未錄音類型退回系統</w:t>
+      </w:r>
+      <w:r>
+        <w:t xml:space="preserve"> </w:t>
+      </w:r>
+      <w:r>
+        <w:rPr>
+          <w:rFonts w:hint="eastAsia"/>
+        </w:rPr>
+        <w:t xml:space="preserve">TTS）→</w:t>
+      </w:r>
+      <w:r>
+        <w:t xml:space="preserve"> </w:t>
+      </w:r>
+      <w:r>
+        <w:rPr>
+          <w:rFonts w:hint="eastAsia"/>
+        </w:rPr>
+        <w:t xml:space="preserve">顯示</w:t>
+      </w:r>
+      <w:r>
+        <w:t xml:space="preserve"> toast</w:t>
+      </w:r>
+    </w:p>
+    <w:bookmarkEnd w:id="34"/>
+    <w:bookmarkStart w:id="35" w:name="response-3"/>
+    <w:p>
+      <w:pPr>
+        <w:pStyle w:val="Heading2"/>
+      </w:pPr>
+      <w:r>
+        <w:t xml:space="preserve">Response</w:t>
+      </w:r>
+    </w:p>
+    <w:p>
+      <w:pPr>
+        <w:pStyle w:val="FirstParagraph"/>
+      </w:pPr>
+      <w:r>
+        <w:rPr>
+          <w:rFonts w:hint="eastAsia"/>
+          <w:b/>
+          <w:bCs/>
+        </w:rPr>
+        <w:t xml:space="preserve">成功（HTTP</w:t>
+      </w:r>
+      <w:r>
+        <w:rPr>
+          <w:b/>
+          <w:bCs/>
+        </w:rPr>
+        <w:t xml:space="preserve"> </w:t>
+      </w:r>
+      <w:r>
+        <w:rPr>
+          <w:rFonts w:hint="eastAsia"/>
+          <w:b/>
+          <w:bCs/>
+        </w:rPr>
+        <w:t xml:space="preserve">200）</w:t>
+      </w:r>
+    </w:p>
+    <w:p>
+      <w:pPr>
+        <w:pStyle w:val="SourceCode"/>
+      </w:pPr>
+      <w:r>
+        <w:rPr>
+          <w:rStyle w:val="FunctionTok"/>
+        </w:rPr>
+        <w:t xml:space="preserve">{</w:t>
+      </w:r>
+      <w:r>
+        <w:br/>
+      </w:r>
+      <w:r>
+        <w:rPr>
+          <w:rStyle w:val="NormalTok"/>
+        </w:rPr>
+        <w:t xml:space="preserve">  </w:t>
+      </w:r>
+      <w:r>
+        <w:rPr>
+          <w:rStyle w:val="DataTypeTok"/>
+        </w:rPr>
+        <w:t xml:space="preserve">"message"</w:t>
+      </w:r>
+      <w:r>
+        <w:rPr>
+          <w:rStyle w:val="FunctionTok"/>
+        </w:rPr>
+        <w:t xml:space="preserve">:</w:t>
+      </w:r>
+      <w:r>
+        <w:rPr>
+          <w:rStyle w:val="NormalTok"/>
+        </w:rPr>
+        <w:t xml:space="preserve"> </w:t>
+      </w:r>
+      <w:r>
+        <w:rPr>
+          <w:rStyle w:val="StringTok"/>
+        </w:rPr>
+        <w:t xml:space="preserve">"OK"</w:t>
+      </w:r>
+      <w:r>
+        <w:br/>
+      </w:r>
+      <w:r>
+        <w:rPr>
+          <w:rStyle w:val="FunctionTok"/>
+        </w:rPr>
+        <w:t xml:space="preserve">}</w:t>
+      </w:r>
+    </w:p>
+    <w:p>
+      <w:pPr>
+        <w:pStyle w:val="FirstParagraph"/>
+      </w:pPr>
+      <w:r>
+        <w:rPr>
+          <w:rFonts w:hint="eastAsia"/>
+        </w:rPr>
+        <w:t xml:space="preserve">此端點不回業務錯誤；body</w:t>
+      </w:r>
+      <w:r>
+        <w:t xml:space="preserve"> </w:t>
+      </w:r>
+      <w:r>
+        <w:rPr>
+          <w:rFonts w:hint="eastAsia"/>
+        </w:rPr>
+        <w:t xml:space="preserve">解析失敗（非合法</w:t>
+      </w:r>
+      <w:r>
+        <w:t xml:space="preserve"> </w:t>
+      </w:r>
+      <w:r>
+        <w:rPr>
+          <w:rFonts w:hint="eastAsia"/>
+        </w:rPr>
+        <w:t xml:space="preserve">JSON）由</w:t>
+      </w:r>
+      <w:r>
+        <w:t xml:space="preserve"> axum </w:t>
+      </w:r>
+      <w:r>
+        <w:rPr>
+          <w:rFonts w:hint="eastAsia"/>
+        </w:rPr>
+        <w:t xml:space="preserve">回</w:t>
+      </w:r>
+      <w:r>
+        <w:t xml:space="preserve"> </w:t>
+      </w:r>
+      <w:r>
+        <w:rPr>
+          <w:rStyle w:val="VerbatimChar"/>
+        </w:rPr>
+        <w:t xml:space="preserve">400 Bad Request</w:t>
+      </w:r>
+      <w:r>
+        <w:t xml:space="preserve">。</w:t>
+      </w:r>
+    </w:p>
+    <w:bookmarkEnd w:id="35"/>
+    <w:bookmarkStart w:id="36" w:name="工控機使用注意事項-2"/>
+    <w:p>
+      <w:pPr>
+        <w:pStyle w:val="Heading2"/>
+      </w:pPr>
+      <w:r>
+        <w:rPr>
+          <w:rFonts w:hint="eastAsia"/>
+        </w:rPr>
+        <w:t xml:space="preserve">工控機使用注意事項</w:t>
+      </w:r>
+    </w:p>
+    <w:p>
+      <w:pPr>
+        <w:pStyle w:val="Compact"/>
+        <w:numPr>
+          <w:ilvl w:val="0"/>
+          <w:numId w:val="1023"/>
+        </w:numPr>
+      </w:pPr>
+      <w:r>
+        <w:rPr>
+          <w:rFonts w:hint="eastAsia"/>
+        </w:rPr>
+        <w:t xml:space="preserve">此為「通知」型端點，與</w:t>
+      </w:r>
+      <w:r>
+        <w:t xml:space="preserve"> </w:t>
+      </w:r>
+      <w:r>
+        <w:rPr>
+          <w:rStyle w:val="VerbatimChar"/>
+        </w:rPr>
+        <w:t xml:space="preserve">response_id</w:t>
+      </w:r>
+      <w:r>
+        <w:t xml:space="preserve"> </w:t>
+      </w:r>
+      <w:r>
+        <w:t xml:space="preserve">/ </w:t>
+      </w:r>
+      <w:r>
+        <w:rPr>
+          <w:rFonts w:hint="eastAsia"/>
+        </w:rPr>
+        <w:t xml:space="preserve">查件流程無關，可在任何時機獨立呼叫</w:t>
+      </w:r>
+    </w:p>
+    <w:p>
+      <w:pPr>
+        <w:pStyle w:val="Compact"/>
+        <w:numPr>
+          <w:ilvl w:val="0"/>
+          <w:numId w:val="1023"/>
+        </w:numPr>
+      </w:pPr>
+      <w:r>
+        <w:rPr>
+          <w:rFonts w:hint="eastAsia"/>
+        </w:rPr>
+        <w:t xml:space="preserve">同一異常</w:t>
+      </w:r>
+      <w:r>
+        <w:rPr>
+          <w:rFonts w:hint="eastAsia"/>
+          <w:b/>
+          <w:bCs/>
+        </w:rPr>
+        <w:t xml:space="preserve">持續存在</w:t>
+      </w:r>
+      <w:r>
+        <w:rPr>
+          <w:rFonts w:hint="eastAsia"/>
+        </w:rPr>
+        <w:t xml:space="preserve">時，工控機可自行決定重發頻率（例如每</w:t>
+      </w:r>
+      <w:r>
+        <w:t xml:space="preserve"> 30 </w:t>
+      </w:r>
+      <w:r>
+        <w:rPr>
+          <w:rFonts w:hint="eastAsia"/>
+        </w:rPr>
+        <w:t xml:space="preserve">秒重發一次直到排除）；App</w:t>
+      </w:r>
+      <w:r>
+        <w:t xml:space="preserve"> </w:t>
+      </w:r>
+      <w:r>
+        <w:rPr>
+          <w:rFonts w:hint="eastAsia"/>
+        </w:rPr>
+        <w:t xml:space="preserve">端每次收到都會重新廣播，並會先停掉前一筆未播完的語音避免疊聲</w:t>
+      </w:r>
+    </w:p>
+    <w:p>
+      <w:pPr>
+        <w:pStyle w:val="Compact"/>
+        <w:numPr>
+          <w:ilvl w:val="0"/>
+          <w:numId w:val="1023"/>
+        </w:numPr>
+      </w:pPr>
+      <w:r>
+        <w:rPr>
+          <w:rFonts w:hint="eastAsia"/>
           <w:b/>
           <w:bCs/>
         </w:rPr>
@@ -12180,9 +12988,9 @@
         </w:pict>
       </w:r>
     </w:p>
-    <w:bookmarkEnd w:id="35"/>
     <w:bookmarkEnd w:id="36"/>
-    <w:bookmarkStart w:id="40" w:name="get-images-從-code-補"/>
+    <w:bookmarkEnd w:id="37"/>
+    <w:bookmarkStart w:id="41" w:name="get-images-從-code-補"/>
     <w:p>
       <w:pPr>
         <w:pStyle w:val="Heading1"/>
@@ -12258,7 +13066,7 @@
         <w:t xml:space="preserve">。</w:t>
       </w:r>
     </w:p>
-    <w:bookmarkStart w:id="37" w:name="request-4"/>
+    <w:bookmarkStart w:id="38" w:name="request-4"/>
     <w:p>
       <w:pPr>
         <w:pStyle w:val="Heading2"/>
@@ -12396,8 +13204,8 @@
         </w:tc>
       </w:tr>
     </w:tbl>
-    <w:bookmarkEnd w:id="37"/>
-    <w:bookmarkStart w:id="38" w:name="response-4"/>
+    <w:bookmarkEnd w:id="38"/>
+    <w:bookmarkStart w:id="39" w:name="response-4"/>
     <w:p>
       <w:pPr>
         <w:pStyle w:val="Heading2"/>
@@ -12411,7 +13219,7 @@
         <w:pStyle w:val="Compact"/>
         <w:numPr>
           <w:ilvl w:val="0"/>
-          <w:numId w:val="1023"/>
+          <w:numId w:val="1024"/>
         </w:numPr>
       </w:pPr>
       <w:r>
@@ -12466,7 +13274,7 @@
         <w:pStyle w:val="Compact"/>
         <w:numPr>
           <w:ilvl w:val="0"/>
-          <w:numId w:val="1023"/>
+          <w:numId w:val="1024"/>
         </w:numPr>
       </w:pPr>
       <w:r>
@@ -12483,8 +13291,8 @@
         <w:t xml:space="preserve">：檔案不存在</w:t>
       </w:r>
     </w:p>
-    <w:bookmarkEnd w:id="38"/>
-    <w:bookmarkStart w:id="39" w:name="用途"/>
+    <w:bookmarkEnd w:id="39"/>
+    <w:bookmarkStart w:id="40" w:name="用途"/>
     <w:p>
       <w:pPr>
         <w:pStyle w:val="Heading2"/>
@@ -12606,9 +13414,9 @@
         </w:pict>
       </w:r>
     </w:p>
-    <w:bookmarkEnd w:id="39"/>
     <w:bookmarkEnd w:id="40"/>
-    <w:bookmarkStart w:id="41" w:name="錯誤碼總表"/>
+    <w:bookmarkEnd w:id="41"/>
+    <w:bookmarkStart w:id="42" w:name="錯誤碼總表"/>
     <w:p>
       <w:pPr>
         <w:pStyle w:val="Heading1"/>
@@ -12908,8 +13716,8 @@
         </w:pict>
       </w:r>
     </w:p>
-    <w:bookmarkEnd w:id="41"/>
-    <w:bookmarkStart w:id="42" w:name="完整呼叫流程範例"/>
+    <w:bookmarkEnd w:id="42"/>
+    <w:bookmarkStart w:id="43" w:name="完整呼叫流程範例"/>
     <w:p>
       <w:pPr>
         <w:pStyle w:val="Heading1"/>
@@ -13528,8 +14336,8 @@
         </w:pict>
       </w:r>
     </w:p>
-    <w:bookmarkEnd w:id="42"/>
-    <w:bookmarkStart w:id="46" w:name="相關資料表middleware-內部"/>
+    <w:bookmarkEnd w:id="43"/>
+    <w:bookmarkStart w:id="47" w:name="相關資料表middleware-內部"/>
     <w:p>
       <w:pPr>
         <w:pStyle w:val="Heading1"/>
@@ -13573,7 +14381,7 @@
         <w:t xml:space="preserve">SQLite，以下僅作為理解上述端點背後狀態的參考。</w:t>
       </w:r>
     </w:p>
-    <w:bookmarkStart w:id="43" w:name="parcel_query_log"/>
+    <w:bookmarkStart w:id="44" w:name="parcel_query_log"/>
     <w:p>
       <w:pPr>
         <w:pStyle w:val="Heading2"/>
@@ -13986,8 +14794,8 @@
         </w:tc>
       </w:tr>
     </w:tbl>
-    <w:bookmarkEnd w:id="43"/>
-    <w:bookmarkStart w:id="44" w:name="report_queue"/>
+    <w:bookmarkEnd w:id="44"/>
+    <w:bookmarkStart w:id="45" w:name="report_queue"/>
     <w:p>
       <w:pPr>
         <w:pStyle w:val="Heading2"/>
@@ -14502,8 +15310,8 @@
         </w:tc>
       </w:tr>
     </w:tbl>
-    <w:bookmarkEnd w:id="44"/>
-    <w:bookmarkStart w:id="45" w:name="daily_stats-從-code-補"/>
+    <w:bookmarkEnd w:id="45"/>
+    <w:bookmarkStart w:id="46" w:name="daily_stats-從-code-補"/>
     <w:p>
       <w:pPr>
         <w:pStyle w:val="Heading2"/>
@@ -14785,9 +15593,9 @@
         </w:pict>
       </w:r>
     </w:p>
-    <w:bookmarkEnd w:id="45"/>
     <w:bookmarkEnd w:id="46"/>
-    <w:bookmarkStart w:id="47" w:name="設計原則回顧"/>
+    <w:bookmarkEnd w:id="47"/>
+    <w:bookmarkStart w:id="48" w:name="設計原則回顧"/>
     <w:p>
       <w:pPr>
         <w:pStyle w:val="Heading1"/>
@@ -14811,218 +15619,6 @@
           <w:rFonts w:hint="eastAsia"/>
         </w:rPr>
         <w:t xml:space="preserve">以下原則沿用規格書，供工控機端理解設計理念：</w:t>
-      </w:r>
-    </w:p>
-    <w:p>
-      <w:pPr>
-        <w:pStyle w:val="Compact"/>
-        <w:numPr>
-          <w:ilvl w:val="0"/>
-          <w:numId w:val="1024"/>
-        </w:numPr>
-      </w:pPr>
-      <w:r>
-        <w:rPr>
-          <w:rFonts w:hint="eastAsia"/>
-          <w:b/>
-          <w:bCs/>
-        </w:rPr>
-        <w:t xml:space="preserve">不回</w:t>
-      </w:r>
-      <w:r>
-        <w:rPr>
-          <w:b/>
-          <w:bCs/>
-        </w:rPr>
-        <w:t xml:space="preserve"> base64</w:t>
-      </w:r>
-      <w:r>
-        <w:rPr>
-          <w:rFonts w:hint="eastAsia"/>
-        </w:rPr>
-        <w:t xml:space="preserve">：API</w:t>
-      </w:r>
-      <w:r>
-        <w:t xml:space="preserve"> </w:t>
-      </w:r>
-      <w:r>
-        <w:rPr>
-          <w:rFonts w:hint="eastAsia"/>
-        </w:rPr>
-        <w:t xml:space="preserve">回</w:t>
-      </w:r>
-      <w:r>
-        <w:t xml:space="preserve"> </w:t>
-      </w:r>
-      <w:r>
-        <w:rPr>
-          <w:rStyle w:val="VerbatimChar"/>
-        </w:rPr>
-        <w:t xml:space="preserve">label_path</w:t>
-      </w:r>
-      <w:r>
-        <w:rPr>
-          <w:rFonts w:hint="eastAsia"/>
-        </w:rPr>
-        <w:t xml:space="preserve">（或</w:t>
-      </w:r>
-      <w:r>
-        <w:t xml:space="preserve"> </w:t>
-      </w:r>
-      <w:r>
-        <w:rPr>
-          <w:rStyle w:val="VerbatimChar"/>
-        </w:rPr>
-        <w:t xml:space="preserve">/images/{key}</w:t>
-      </w:r>
-      <w:r>
-        <w:rPr>
-          <w:rFonts w:hint="eastAsia"/>
-        </w:rPr>
-        <w:t xml:space="preserve">），不直接傳檔案內容</w:t>
-      </w:r>
-    </w:p>
-    <w:p>
-      <w:pPr>
-        <w:pStyle w:val="Compact"/>
-        <w:numPr>
-          <w:ilvl w:val="0"/>
-          <w:numId w:val="1024"/>
-        </w:numPr>
-      </w:pPr>
-      <w:r>
-        <w:rPr>
-          <w:rFonts w:hint="eastAsia"/>
-          <w:b/>
-          <w:bCs/>
-        </w:rPr>
-        <w:t xml:space="preserve">不讓工控機等待雲端回報</w:t>
-      </w:r>
-      <w:r>
-        <w:rPr>
-          <w:rFonts w:hint="eastAsia"/>
-        </w:rPr>
-        <w:t xml:space="preserve">：</w:t>
-      </w:r>
-      <w:r>
-        <w:rPr>
-          <w:rStyle w:val="VerbatimChar"/>
-        </w:rPr>
-        <w:t xml:space="preserve">POST /api/report</w:t>
-      </w:r>
-      <w:r>
-        <w:t xml:space="preserve"> </w:t>
-      </w:r>
-      <w:r>
-        <w:rPr>
-          <w:rFonts w:hint="eastAsia"/>
-        </w:rPr>
-        <w:t xml:space="preserve">立即回</w:t>
-      </w:r>
-      <w:r>
-        <w:t xml:space="preserve"> </w:t>
-      </w:r>
-      <w:r>
-        <w:rPr>
-          <w:rFonts w:hint="eastAsia"/>
-        </w:rPr>
-        <w:t xml:space="preserve">200，雲端推送由背景</w:t>
-      </w:r>
-      <w:r>
-        <w:t xml:space="preserve"> worker </w:t>
-      </w:r>
-      <w:r>
-        <w:rPr>
-          <w:rFonts w:hint="eastAsia"/>
-        </w:rPr>
-        <w:t xml:space="preserve">接手</w:t>
-      </w:r>
-    </w:p>
-    <w:p>
-      <w:pPr>
-        <w:pStyle w:val="Compact"/>
-        <w:numPr>
-          <w:ilvl w:val="0"/>
-          <w:numId w:val="1024"/>
-        </w:numPr>
-      </w:pPr>
-      <w:r>
-        <w:rPr>
-          <w:rFonts w:hint="eastAsia"/>
-          <w:b/>
-          <w:bCs/>
-        </w:rPr>
-        <w:t xml:space="preserve">面單一律走本地路徑</w:t>
-      </w:r>
-      <w:r>
-        <w:rPr>
-          <w:rFonts w:hint="eastAsia"/>
-        </w:rPr>
-        <w:t xml:space="preserve">：本地未命中時</w:t>
-      </w:r>
-      <w:r>
-        <w:t xml:space="preserve"> Middleware</w:t>
-      </w:r>
-      <w:r>
-        <w:t xml:space="preserve"> </w:t>
-      </w:r>
-      <w:r>
-        <w:rPr>
-          <w:rFonts w:hint="eastAsia"/>
-          <w:b/>
-          <w:bCs/>
-        </w:rPr>
-        <w:t xml:space="preserve">同步下載</w:t>
-      </w:r>
-      <w:r>
-        <w:rPr>
-          <w:rFonts w:hint="eastAsia"/>
-        </w:rPr>
-        <w:t xml:space="preserve">至完成才回</w:t>
-      </w:r>
-      <w:r>
-        <w:t xml:space="preserve"> </w:t>
-      </w:r>
-      <w:r>
-        <w:rPr>
-          <w:rStyle w:val="VerbatimChar"/>
-        </w:rPr>
-        <w:t xml:space="preserve">label_path</w:t>
-      </w:r>
-      <w:r>
-        <w:rPr>
-          <w:rFonts w:hint="eastAsia"/>
-        </w:rPr>
-        <w:t xml:space="preserve">，工控機不需自行抓雲端</w:t>
-      </w:r>
-    </w:p>
-    <w:p>
-      <w:r>
-        <w:pict>
-          <v:rect style="width:0;height:1.5pt" o:hralign="center" o:hrstd="t" o:hr="t"/>
-        </w:pict>
-      </w:r>
-    </w:p>
-    <w:bookmarkEnd w:id="47"/>
-    <w:bookmarkStart w:id="48" w:name="附錄-a版本與來源"/>
-    <w:p>
-      <w:pPr>
-        <w:pStyle w:val="Heading1"/>
-      </w:pPr>
-      <w:r>
-        <w:rPr>
-          <w:rFonts w:hint="eastAsia"/>
-        </w:rPr>
-        <w:t xml:space="preserve">附錄</w:t>
-      </w:r>
-      <w:r>
-        <w:t xml:space="preserve"> </w:t>
-      </w:r>
-      <w:r>
-        <w:rPr>
-          <w:rFonts w:hint="eastAsia"/>
-        </w:rPr>
-        <w:t xml:space="preserve">A：版本與來源</w:t>
       </w:r>
     </w:p>
     <w:p>
@@ -15039,112 +15635,59 @@
           <w:b/>
           <w:bCs/>
         </w:rPr>
-        <w:t xml:space="preserve">本文件版本</w:t>
-      </w:r>
-      <w:r>
-        <w:t xml:space="preserve">:2026-05-17 </w:t>
-      </w:r>
-      <w:r>
-        <w:rPr>
-          <w:rFonts w:hint="eastAsia"/>
-        </w:rPr>
-        <w:t xml:space="preserve">初版;2026-05-18</w:t>
-      </w:r>
-      <w:r>
-        <w:t xml:space="preserve"> </w:t>
-      </w:r>
-      <w:r>
-        <w:rPr>
-          <w:rFonts w:hint="eastAsia"/>
-        </w:rPr>
-        <w:t xml:space="preserve">修訂(浮水印字型改為內嵌,移除字型放置教學;API</w:t>
-      </w:r>
-      <w:r>
-        <w:t xml:space="preserve"> </w:t>
-      </w:r>
-      <w:r>
-        <w:rPr>
-          <w:rFonts w:hint="eastAsia"/>
-        </w:rPr>
-        <w:t xml:space="preserve">對外契約未變動);2026-05-19</w:t>
-      </w:r>
-      <w:r>
-        <w:t xml:space="preserve"> </w:t>
-      </w:r>
-      <w:r>
-        <w:rPr>
-          <w:rFonts w:hint="eastAsia"/>
-        </w:rPr>
-        <w:t xml:space="preserve">修訂(處理流程補</w:t>
-      </w:r>
-      <w:r>
-        <w:t xml:space="preserve"> </w:t>
-      </w:r>
-      <w:r>
-        <w:rPr>
-          <w:rStyle w:val="VerbatimChar"/>
-        </w:rPr>
-        <w:t xml:space="preserve">print_num</w:t>
-      </w:r>
-      <w:r>
-        <w:t xml:space="preserve"> </w:t>
-      </w:r>
-      <w:r>
-        <w:rPr>
-          <w:rFonts w:hint="eastAsia"/>
-        </w:rPr>
-        <w:t xml:space="preserve">為雲端回應的第</w:t>
-      </w:r>
-      <w:r>
-        <w:t xml:space="preserve"> 6 </w:t>
-      </w:r>
-      <w:r>
-        <w:rPr>
-          <w:rFonts w:hint="eastAsia"/>
-        </w:rPr>
-        <w:t xml:space="preserve">個欄位;</w:t>
-      </w:r>
-      <w:r>
-        <w:rPr>
-          <w:rStyle w:val="VerbatimChar"/>
-        </w:rPr>
-        <w:t xml:space="preserve">parcel_query_log</w:t>
-      </w:r>
-      <w:r>
-        <w:t xml:space="preserve"> </w:t>
-      </w:r>
-      <w:r>
-        <w:rPr>
-          <w:rFonts w:hint="eastAsia"/>
-        </w:rPr>
-        <w:t xml:space="preserve">表格補</w:t>
-      </w:r>
-      <w:r>
-        <w:t xml:space="preserve"> </w:t>
-      </w:r>
-      <w:r>
-        <w:rPr>
-          <w:rStyle w:val="VerbatimChar"/>
-        </w:rPr>
-        <w:t xml:space="preserve">shipping_provider</w:t>
-      </w:r>
-      <w:r>
-        <w:t xml:space="preserve"> </w:t>
-      </w:r>
-      <w:r>
-        <w:rPr>
-          <w:rFonts w:hint="eastAsia"/>
-        </w:rPr>
-        <w:t xml:space="preserve">欄位;API</w:t>
-      </w:r>
-      <w:r>
-        <w:t xml:space="preserve"> </w:t>
-      </w:r>
-      <w:r>
-        <w:rPr>
-          <w:rFonts w:hint="eastAsia"/>
-        </w:rPr>
-        <w:t xml:space="preserve">對外契約未變動)</w:t>
+        <w:t xml:space="preserve">不回</w:t>
+      </w:r>
+      <w:r>
+        <w:rPr>
+          <w:b/>
+          <w:bCs/>
+        </w:rPr>
+        <w:t xml:space="preserve"> base64</w:t>
+      </w:r>
+      <w:r>
+        <w:rPr>
+          <w:rFonts w:hint="eastAsia"/>
+        </w:rPr>
+        <w:t xml:space="preserve">：API</w:t>
+      </w:r>
+      <w:r>
+        <w:t xml:space="preserve"> </w:t>
+      </w:r>
+      <w:r>
+        <w:rPr>
+          <w:rFonts w:hint="eastAsia"/>
+        </w:rPr>
+        <w:t xml:space="preserve">回</w:t>
+      </w:r>
+      <w:r>
+        <w:t xml:space="preserve"> </w:t>
+      </w:r>
+      <w:r>
+        <w:rPr>
+          <w:rStyle w:val="VerbatimChar"/>
+        </w:rPr>
+        <w:t xml:space="preserve">label_path</w:t>
+      </w:r>
+      <w:r>
+        <w:rPr>
+          <w:rFonts w:hint="eastAsia"/>
+        </w:rPr>
+        <w:t xml:space="preserve">（或</w:t>
+      </w:r>
+      <w:r>
+        <w:t xml:space="preserve"> </w:t>
+      </w:r>
+      <w:r>
+        <w:rPr>
+          <w:rStyle w:val="VerbatimChar"/>
+        </w:rPr>
+        <w:t xml:space="preserve">/images/{key}</w:t>
+      </w:r>
+      <w:r>
+        <w:rPr>
+          <w:rFonts w:hint="eastAsia"/>
+        </w:rPr>
+        <w:t xml:space="preserve">），不直接傳檔案內容</w:t>
       </w:r>
     </w:p>
     <w:p>
@@ -15161,7 +15704,7 @@
           <w:b/>
           <w:bCs/>
         </w:rPr>
-        <w:t xml:space="preserve">規格書來源</w:t>
+        <w:t xml:space="preserve">不讓工控機等待雲端回報</w:t>
       </w:r>
       <w:r>
         <w:rPr>
@@ -15173,22 +15716,34 @@
         <w:rPr>
           <w:rStyle w:val="VerbatimChar"/>
         </w:rPr>
-        <w:t xml:space="preserve">~/Desktop/local_sorting_middleware_plan.md</w:t>
-      </w:r>
-      <w:r>
-        <w:rPr>
-          <w:rFonts w:hint="eastAsia"/>
-        </w:rPr>
-        <w:t xml:space="preserve">（2026-05-15</w:t>
-      </w:r>
-      <w:r>
-        <w:t xml:space="preserve"> </w:t>
-      </w:r>
-      <w:r>
-        <w:rPr>
-          <w:rFonts w:hint="eastAsia"/>
-        </w:rPr>
-        <w:t xml:space="preserve">修訂版）</w:t>
+        <w:t xml:space="preserve">POST /api/report</w:t>
+      </w:r>
+      <w:r>
+        <w:t xml:space="preserve"> </w:t>
+      </w:r>
+      <w:r>
+        <w:rPr>
+          <w:rFonts w:hint="eastAsia"/>
+        </w:rPr>
+        <w:t xml:space="preserve">立即回</w:t>
+      </w:r>
+      <w:r>
+        <w:t xml:space="preserve"> </w:t>
+      </w:r>
+      <w:r>
+        <w:rPr>
+          <w:rFonts w:hint="eastAsia"/>
+        </w:rPr>
+        <w:t xml:space="preserve">200，雲端推送由背景</w:t>
+      </w:r>
+      <w:r>
+        <w:t xml:space="preserve"> worker </w:t>
+      </w:r>
+      <w:r>
+        <w:rPr>
+          <w:rFonts w:hint="eastAsia"/>
+        </w:rPr>
+        <w:t xml:space="preserve">接手</w:t>
       </w:r>
     </w:p>
     <w:p>
@@ -15205,6 +15760,259 @@
           <w:b/>
           <w:bCs/>
         </w:rPr>
+        <w:t xml:space="preserve">面單一律走本地路徑</w:t>
+      </w:r>
+      <w:r>
+        <w:rPr>
+          <w:rFonts w:hint="eastAsia"/>
+        </w:rPr>
+        <w:t xml:space="preserve">：本地未命中時</w:t>
+      </w:r>
+      <w:r>
+        <w:t xml:space="preserve"> Middleware</w:t>
+      </w:r>
+      <w:r>
+        <w:t xml:space="preserve"> </w:t>
+      </w:r>
+      <w:r>
+        <w:rPr>
+          <w:rFonts w:hint="eastAsia"/>
+          <w:b/>
+          <w:bCs/>
+        </w:rPr>
+        <w:t xml:space="preserve">同步下載</w:t>
+      </w:r>
+      <w:r>
+        <w:rPr>
+          <w:rFonts w:hint="eastAsia"/>
+        </w:rPr>
+        <w:t xml:space="preserve">至完成才回</w:t>
+      </w:r>
+      <w:r>
+        <w:t xml:space="preserve"> </w:t>
+      </w:r>
+      <w:r>
+        <w:rPr>
+          <w:rStyle w:val="VerbatimChar"/>
+        </w:rPr>
+        <w:t xml:space="preserve">label_path</w:t>
+      </w:r>
+      <w:r>
+        <w:rPr>
+          <w:rFonts w:hint="eastAsia"/>
+        </w:rPr>
+        <w:t xml:space="preserve">，工控機不需自行抓雲端</w:t>
+      </w:r>
+    </w:p>
+    <w:p>
+      <w:r>
+        <w:pict>
+          <v:rect style="width:0;height:1.5pt" o:hralign="center" o:hrstd="t" o:hr="t"/>
+        </w:pict>
+      </w:r>
+    </w:p>
+    <w:bookmarkEnd w:id="48"/>
+    <w:bookmarkStart w:id="49" w:name="附錄-a版本與來源"/>
+    <w:p>
+      <w:pPr>
+        <w:pStyle w:val="Heading1"/>
+      </w:pPr>
+      <w:r>
+        <w:rPr>
+          <w:rFonts w:hint="eastAsia"/>
+        </w:rPr>
+        <w:t xml:space="preserve">附錄</w:t>
+      </w:r>
+      <w:r>
+        <w:t xml:space="preserve"> </w:t>
+      </w:r>
+      <w:r>
+        <w:rPr>
+          <w:rFonts w:hint="eastAsia"/>
+        </w:rPr>
+        <w:t xml:space="preserve">A：版本與來源</w:t>
+      </w:r>
+    </w:p>
+    <w:p>
+      <w:pPr>
+        <w:pStyle w:val="Compact"/>
+        <w:numPr>
+          <w:ilvl w:val="0"/>
+          <w:numId w:val="1026"/>
+        </w:numPr>
+      </w:pPr>
+      <w:r>
+        <w:rPr>
+          <w:rFonts w:hint="eastAsia"/>
+          <w:b/>
+          <w:bCs/>
+        </w:rPr>
+        <w:t xml:space="preserve">本文件版本</w:t>
+      </w:r>
+      <w:r>
+        <w:t xml:space="preserve">:2026-05-17 </w:t>
+      </w:r>
+      <w:r>
+        <w:rPr>
+          <w:rFonts w:hint="eastAsia"/>
+        </w:rPr>
+        <w:t xml:space="preserve">初版;2026-05-18</w:t>
+      </w:r>
+      <w:r>
+        <w:t xml:space="preserve"> </w:t>
+      </w:r>
+      <w:r>
+        <w:rPr>
+          <w:rFonts w:hint="eastAsia"/>
+        </w:rPr>
+        <w:t xml:space="preserve">修訂(浮水印字型改為內嵌,移除字型放置教學;API</w:t>
+      </w:r>
+      <w:r>
+        <w:t xml:space="preserve"> </w:t>
+      </w:r>
+      <w:r>
+        <w:rPr>
+          <w:rFonts w:hint="eastAsia"/>
+        </w:rPr>
+        <w:t xml:space="preserve">對外契約未變動);2026-05-19</w:t>
+      </w:r>
+      <w:r>
+        <w:t xml:space="preserve"> </w:t>
+      </w:r>
+      <w:r>
+        <w:rPr>
+          <w:rFonts w:hint="eastAsia"/>
+        </w:rPr>
+        <w:t xml:space="preserve">修訂(處理流程補</w:t>
+      </w:r>
+      <w:r>
+        <w:t xml:space="preserve"> </w:t>
+      </w:r>
+      <w:r>
+        <w:rPr>
+          <w:rStyle w:val="VerbatimChar"/>
+        </w:rPr>
+        <w:t xml:space="preserve">print_num</w:t>
+      </w:r>
+      <w:r>
+        <w:t xml:space="preserve"> </w:t>
+      </w:r>
+      <w:r>
+        <w:rPr>
+          <w:rFonts w:hint="eastAsia"/>
+        </w:rPr>
+        <w:t xml:space="preserve">為雲端回應的第</w:t>
+      </w:r>
+      <w:r>
+        <w:t xml:space="preserve"> 6 </w:t>
+      </w:r>
+      <w:r>
+        <w:rPr>
+          <w:rFonts w:hint="eastAsia"/>
+        </w:rPr>
+        <w:t xml:space="preserve">個欄位;</w:t>
+      </w:r>
+      <w:r>
+        <w:rPr>
+          <w:rStyle w:val="VerbatimChar"/>
+        </w:rPr>
+        <w:t xml:space="preserve">parcel_query_log</w:t>
+      </w:r>
+      <w:r>
+        <w:t xml:space="preserve"> </w:t>
+      </w:r>
+      <w:r>
+        <w:rPr>
+          <w:rFonts w:hint="eastAsia"/>
+        </w:rPr>
+        <w:t xml:space="preserve">表格補</w:t>
+      </w:r>
+      <w:r>
+        <w:t xml:space="preserve"> </w:t>
+      </w:r>
+      <w:r>
+        <w:rPr>
+          <w:rStyle w:val="VerbatimChar"/>
+        </w:rPr>
+        <w:t xml:space="preserve">shipping_provider</w:t>
+      </w:r>
+      <w:r>
+        <w:t xml:space="preserve"> </w:t>
+      </w:r>
+      <w:r>
+        <w:rPr>
+          <w:rFonts w:hint="eastAsia"/>
+        </w:rPr>
+        <w:t xml:space="preserve">欄位;API</w:t>
+      </w:r>
+      <w:r>
+        <w:t xml:space="preserve"> </w:t>
+      </w:r>
+      <w:r>
+        <w:rPr>
+          <w:rFonts w:hint="eastAsia"/>
+        </w:rPr>
+        <w:t xml:space="preserve">對外契約未變動)</w:t>
+      </w:r>
+    </w:p>
+    <w:p>
+      <w:pPr>
+        <w:pStyle w:val="Compact"/>
+        <w:numPr>
+          <w:ilvl w:val="0"/>
+          <w:numId w:val="1026"/>
+        </w:numPr>
+      </w:pPr>
+      <w:r>
+        <w:rPr>
+          <w:rFonts w:hint="eastAsia"/>
+          <w:b/>
+          <w:bCs/>
+        </w:rPr>
+        <w:t xml:space="preserve">規格書來源</w:t>
+      </w:r>
+      <w:r>
+        <w:rPr>
+          <w:rFonts w:hint="eastAsia"/>
+        </w:rPr>
+        <w:t xml:space="preserve">：</w:t>
+      </w:r>
+      <w:r>
+        <w:rPr>
+          <w:rStyle w:val="VerbatimChar"/>
+        </w:rPr>
+        <w:t xml:space="preserve">~/Desktop/local_sorting_middleware_plan.md</w:t>
+      </w:r>
+      <w:r>
+        <w:rPr>
+          <w:rFonts w:hint="eastAsia"/>
+        </w:rPr>
+        <w:t xml:space="preserve">（2026-05-15</w:t>
+      </w:r>
+      <w:r>
+        <w:t xml:space="preserve"> </w:t>
+      </w:r>
+      <w:r>
+        <w:rPr>
+          <w:rFonts w:hint="eastAsia"/>
+        </w:rPr>
+        <w:t xml:space="preserve">修訂版）</w:t>
+      </w:r>
+    </w:p>
+    <w:p>
+      <w:pPr>
+        <w:pStyle w:val="Compact"/>
+        <w:numPr>
+          <w:ilvl w:val="0"/>
+          <w:numId w:val="1026"/>
+        </w:numPr>
+      </w:pPr>
+      <w:r>
+        <w:rPr>
+          <w:rFonts w:hint="eastAsia"/>
+          <w:b/>
+          <w:bCs/>
+        </w:rPr>
         <w:t xml:space="preserve">實作來源</w:t>
       </w:r>
       <w:r>
@@ -15219,7 +16027,7 @@
         <w:pStyle w:val="Compact"/>
         <w:numPr>
           <w:ilvl w:val="1"/>
-          <w:numId w:val="1026"/>
+          <w:numId w:val="1027"/>
         </w:numPr>
       </w:pPr>
       <w:r>
@@ -15234,7 +16042,7 @@
         <w:pStyle w:val="Compact"/>
         <w:numPr>
           <w:ilvl w:val="1"/>
-          <w:numId w:val="1026"/>
+          <w:numId w:val="1027"/>
         </w:numPr>
       </w:pPr>
       <w:r>
@@ -15249,7 +16057,7 @@
         <w:pStyle w:val="Compact"/>
         <w:numPr>
           <w:ilvl w:val="0"/>
-          <w:numId w:val="1025"/>
+          <w:numId w:val="1026"/>
         </w:numPr>
       </w:pPr>
       <w:r>
@@ -15327,8 +16135,8 @@
         <w:t xml:space="preserve">發送請求</w:t>
       </w:r>
     </w:p>
-    <w:bookmarkEnd w:id="48"/>
-    <w:bookmarkStart w:id="49" w:name="附錄-bcurl-速查"/>
+    <w:bookmarkEnd w:id="49"/>
+    <w:bookmarkStart w:id="50" w:name="附錄-bcurl-速查"/>
     <w:p>
       <w:pPr>
         <w:pStyle w:val="Heading1"/>
@@ -15657,7 +16465,7 @@
         <w:t xml:space="preserve"> /tmp/label.png http://127.0.0.1:18080/images/labels/2026/05/SF0220862051573.png</w:t>
       </w:r>
     </w:p>
-    <w:bookmarkEnd w:id="49"/>
+    <w:bookmarkEnd w:id="50"/>
     <w:sectPr>
       <w:footnotePr>
         <w:numRestart w:val="eachSect"/>
@@ -16155,6 +16963,9 @@
     <w:abstractNumId w:val="991"/>
   </w:num>
   <w:num w:numId="1021">
+    <w:abstractNumId w:val="991"/>
+  </w:num>
+  <w:num w:numId="1022">
     <w:abstractNumId w:val="99411"/>
     <w:lvlOverride w:ilvl="0">
       <w:startOverride w:val="1"/>
@@ -16184,13 +16995,13 @@
       <w:startOverride w:val="1"/>
     </w:lvlOverride>
   </w:num>
-  <w:num w:numId="1022">
-    <w:abstractNumId w:val="991"/>
-  </w:num>
   <w:num w:numId="1023">
     <w:abstractNumId w:val="991"/>
   </w:num>
   <w:num w:numId="1024">
+    <w:abstractNumId w:val="991"/>
+  </w:num>
+  <w:num w:numId="1025">
     <w:abstractNumId w:val="99411"/>
     <w:lvlOverride w:ilvl="0">
       <w:startOverride w:val="1"/>
@@ -16220,10 +17031,10 @@
       <w:startOverride w:val="1"/>
     </w:lvlOverride>
   </w:num>
-  <w:num w:numId="1025">
+  <w:num w:numId="1026">
     <w:abstractNumId w:val="991"/>
   </w:num>
-  <w:num w:numId="1026">
+  <w:num w:numId="1027">
     <w:abstractNumId w:val="991"/>
   </w:num>
 </w:numbering>

--- a/docs/local-http-api.docx
+++ b/docs/local-http-api.docx
@@ -1869,7 +1869,7 @@
     </w:p>
     <w:bookmarkEnd w:id="15"/>
     <w:bookmarkEnd w:id="16"/>
-    <w:bookmarkStart w:id="26" w:name="get-apiparcelqueryno"/>
+    <w:bookmarkStart w:id="28" w:name="get-apiparcelqueryno"/>
     <w:p>
       <w:pPr>
         <w:pStyle w:val="Heading1"/>
@@ -2847,7 +2847,7 @@
       </w:r>
     </w:p>
     <w:bookmarkEnd w:id="18"/>
-    <w:bookmarkStart w:id="21" w:name="response-1"/>
+    <w:bookmarkStart w:id="23" w:name="response-1"/>
     <w:p>
       <w:pPr>
         <w:pStyle w:val="Heading2"/>
@@ -3597,7 +3597,7 @@
               <w:rPr>
                 <w:rFonts w:hint="eastAsia"/>
               </w:rPr>
-              <w:t xml:space="preserve">帶回以利配對。正常面單為雲端產生的正數；錯誤面單為</w:t>
+              <w:t xml:space="preserve">帶回以利配對。正常面單為雲端產生的正數；錯誤提示面單為</w:t>
             </w:r>
             <w:r>
               <w:t xml:space="preserve"> Middleware </w:t>
@@ -3629,7 +3629,7 @@
               <w:rPr>
                 <w:rFonts w:hint="eastAsia"/>
               </w:rPr>
-              <w:t xml:space="preserve">模式或記錄寫入失敗時為</w:t>
+              <w:t xml:space="preserve">模式、記錄寫入失敗、或雲端業務錯誤但未出提示面單時為</w:t>
             </w:r>
             <w:r>
               <w:t xml:space="preserve"> </w:t>
@@ -3701,7 +3701,7 @@
                 <w:b/>
                 <w:bCs/>
               </w:rPr>
-              <w:t xml:space="preserve">錯誤面單旗標</w:t>
+              <w:t xml:space="preserve">錯誤提示面單旗標</w:t>
             </w:r>
             <w:r>
               <w:rPr>
@@ -3795,7 +3795,16 @@
               <w:rPr>
                 <w:rFonts w:hint="eastAsia"/>
               </w:rPr>
-              <w:t xml:space="preserve">僅錯誤面單出現:機器可讀代碼(</w:t>
+              <w:t xml:space="preserve">雲端業務錯誤與</w:t>
+            </w:r>
+            <w:r>
+              <w:t xml:space="preserve"> NoRead </w:t>
+            </w:r>
+            <w:r>
+              <w:rPr>
+                <w:rFonts w:hint="eastAsia"/>
+              </w:rPr>
+              <w:t xml:space="preserve">時出現:機器可讀代碼(</w:t>
             </w:r>
             <w:r>
               <w:rPr>
@@ -3817,6 +3826,21 @@
                 <w:rStyle w:val="VerbatimChar"/>
               </w:rPr>
               <w:t xml:space="preserve">NOT_FOUND</w:t>
+            </w:r>
+            <w:r>
+              <w:t xml:space="preserve"> </w:t>
+            </w:r>
+            <w:r>
+              <w:t xml:space="preserve">/</w:t>
+            </w:r>
+            <w:r>
+              <w:t xml:space="preserve"> </w:t>
+            </w:r>
+            <w:r>
+              <w:rPr>
+                <w:rStyle w:val="VerbatimChar"/>
+              </w:rPr>
+              <w:t xml:space="preserve">NOREAD</w:t>
             </w:r>
             <w:r>
               <w:t xml:space="preserve"> </w:t>
@@ -3877,13 +3901,31 @@
               <w:rPr>
                 <w:rFonts w:hint="eastAsia"/>
               </w:rPr>
-              <w:t xml:space="preserve">僅錯誤面單出現:人類可讀的雲端原始錯誤敘述</w:t>
+              <w:t xml:space="preserve">隨</w:t>
+            </w:r>
+            <w:r>
+              <w:t xml:space="preserve"> </w:t>
+            </w:r>
+            <w:r>
+              <w:rPr>
+                <w:rStyle w:val="VerbatimChar"/>
+              </w:rPr>
+              <w:t xml:space="preserve">error_code</w:t>
+            </w:r>
+            <w:r>
+              <w:t xml:space="preserve"> </w:t>
+            </w:r>
+            <w:r>
+              <w:rPr>
+                <w:rFonts w:hint="eastAsia"/>
+              </w:rPr>
+              <w:t xml:space="preserve">一併出現:人類可讀的雲端原始錯誤敘述</w:t>
             </w:r>
           </w:p>
         </w:tc>
       </w:tr>
     </w:tbl>
-    <w:bookmarkStart w:id="19" w:name="錯誤面單雲端業務錯誤-http-200-is_error_label"/>
+    <w:bookmarkStart w:id="21" w:name="雲端業務錯誤門市關轉-未確認-訂單異常-查無訂單-http-200"/>
     <w:p>
       <w:pPr>
         <w:pStyle w:val="Heading3"/>
@@ -3892,25 +3934,43 @@
         <w:rPr>
           <w:rFonts w:hint="eastAsia"/>
         </w:rPr>
-        <w:t xml:space="preserve">錯誤面單（雲端業務錯誤</w:t>
-      </w:r>
-      <w:r>
-        <w:t xml:space="preserve"> → HTTP 200 +</w:t>
-      </w:r>
-      <w:r>
-        <w:t xml:space="preserve"> </w:t>
-      </w:r>
-      <w:r>
-        <w:rPr>
-          <w:rStyle w:val="VerbatimChar"/>
-        </w:rPr>
-        <w:t xml:space="preserve">is_error_label</w:t>
-      </w:r>
-      <w:r>
-        <w:rPr>
-          <w:rFonts w:hint="eastAsia"/>
-        </w:rPr>
-        <w:t xml:space="preserve">）</w:t>
+        <w:t xml:space="preserve">雲端業務錯誤（門市關轉</w:t>
+      </w:r>
+      <w:r>
+        <w:t xml:space="preserve"> / </w:t>
+      </w:r>
+      <w:r>
+        <w:rPr>
+          <w:rFonts w:hint="eastAsia"/>
+        </w:rPr>
+        <w:t xml:space="preserve">未確認</w:t>
+      </w:r>
+      <w:r>
+        <w:t xml:space="preserve"> / </w:t>
+      </w:r>
+      <w:r>
+        <w:rPr>
+          <w:rFonts w:hint="eastAsia"/>
+        </w:rPr>
+        <w:t xml:space="preserve">訂單異常</w:t>
+      </w:r>
+      <w:r>
+        <w:t xml:space="preserve"> / </w:t>
+      </w:r>
+      <w:r>
+        <w:rPr>
+          <w:rFonts w:hint="eastAsia"/>
+        </w:rPr>
+        <w:t xml:space="preserve">查無訂單</w:t>
+      </w:r>
+      <w:r>
+        <w:t xml:space="preserve"> … → HTTP </w:t>
+      </w:r>
+      <w:r>
+        <w:rPr>
+          <w:rFonts w:hint="eastAsia"/>
+        </w:rPr>
+        <w:t xml:space="preserve">200）</w:t>
       </w:r>
     </w:p>
     <w:p>
@@ -4007,441 +4067,1285 @@
       <w:r>
         <w:rPr>
           <w:rFonts w:hint="eastAsia"/>
+        </w:rPr>
+        <w:t xml:space="preserve">一律回</w:t>
+      </w:r>
+      <w:r>
+        <w:t xml:space="preserve"> </w:t>
+      </w:r>
+      <w:r>
+        <w:rPr>
           <w:b/>
           <w:bCs/>
         </w:rPr>
-        <w:t xml:space="preserve">不再回</w:t>
-      </w:r>
-      <w:r>
-        <w:rPr>
+        <w:t xml:space="preserve">HTTP 200</w:t>
+      </w:r>
+      <w:r>
+        <w:rPr>
+          <w:rFonts w:hint="eastAsia"/>
+        </w:rPr>
+        <w:t xml:space="preserve">（不回</w:t>
+      </w:r>
+      <w:r>
+        <w:t xml:space="preserve"> </w:t>
+      </w:r>
+      <w:r>
+        <w:rPr>
+          <w:rFonts w:hint="eastAsia"/>
+        </w:rPr>
+        <w:t xml:space="preserve">502），並帶</w:t>
+      </w:r>
+      <w:r>
+        <w:t xml:space="preserve"> </w:t>
+      </w:r>
+      <w:r>
+        <w:rPr>
+          <w:rStyle w:val="VerbatimChar"/>
+        </w:rPr>
+        <w:t xml:space="preserve">error_code</w:t>
+      </w:r>
+      <w:r>
+        <w:t xml:space="preserve"> </w:t>
+      </w:r>
+      <w:r>
+        <w:rPr>
+          <w:rFonts w:hint="eastAsia"/>
+        </w:rPr>
+        <w:t xml:space="preserve">與</w:t>
+      </w:r>
+      <w:r>
+        <w:t xml:space="preserve"> </w:t>
+      </w:r>
+      <w:r>
+        <w:rPr>
+          <w:rStyle w:val="VerbatimChar"/>
+        </w:rPr>
+        <w:t xml:space="preserve">message</w:t>
+      </w:r>
+      <w:r>
+        <w:rPr>
+          <w:rFonts w:hint="eastAsia"/>
+        </w:rPr>
+        <w:t xml:space="preserve">。是否同時產出「錯誤提示面單」，由中介端設定頁「分揀通道」的</w:t>
+      </w:r>
+      <w:r>
+        <w:rPr>
+          <w:rFonts w:hint="eastAsia"/>
           <w:b/>
           <w:bCs/>
         </w:rPr>
-        <w:t xml:space="preserve"> 502</w:t>
-      </w:r>
-      <w:r>
-        <w:rPr>
-          <w:rFonts w:hint="eastAsia"/>
-        </w:rPr>
-        <w:t xml:space="preserve">，改為：自動產生一張「錯誤提示面單」(條碼</w:t>
-      </w:r>
-      <w:r>
-        <w:t xml:space="preserve"> + </w:t>
-      </w:r>
-      <w:r>
-        <w:rPr>
-          <w:rFonts w:hint="eastAsia"/>
-        </w:rPr>
-        <w:t xml:space="preserve">查詢號</w:t>
-      </w:r>
-      <w:r>
-        <w:t xml:space="preserve"> + </w:t>
-      </w:r>
-      <w:r>
-        <w:rPr>
-          <w:rFonts w:hint="eastAsia"/>
-        </w:rPr>
-        <w:t xml:space="preserve">對應圖示</w:t>
-      </w:r>
-      <w:r>
-        <w:t xml:space="preserve"> + </w:t>
-      </w:r>
-      <w:r>
-        <w:rPr>
-          <w:rFonts w:hint="eastAsia"/>
-        </w:rPr>
-        <w:t xml:space="preserve">中越雙語說明)，並以</w:t>
-      </w:r>
-      <w:r>
-        <w:t xml:space="preserve"> </w:t>
-      </w:r>
-      <w:r>
-        <w:rPr>
+        <w:t xml:space="preserve">「異常件提示面單」開關</w:t>
+      </w:r>
+      <w:r>
+        <w:rPr>
+          <w:rFonts w:hint="eastAsia"/>
+        </w:rPr>
+        <w:t xml:space="preserve">決定：</w:t>
+      </w:r>
+    </w:p>
+    <w:tbl>
+      <w:tblPr>
+        <w:tblStyle w:val="Table"/>
+        <w:tblW w:type="pct" w:w="5000"/>
+        <w:tblLayout w:type="fixed"/>
+        <w:tblLook w:firstRow="1" w:lastRow="0" w:firstColumn="0" w:lastColumn="0" w:noHBand="0" w:noVBand="0" w:val="0020"/>
+      </w:tblPr>
+      <w:tblGrid>
+        <w:gridCol w:w="1320"/>
+        <w:gridCol w:w="1320"/>
+        <w:gridCol w:w="1320"/>
+        <w:gridCol w:w="1320"/>
+        <w:gridCol w:w="1320"/>
+        <w:gridCol w:w="1320"/>
+      </w:tblGrid>
+      <w:tr>
+        <w:trPr>
+          <w:tblHeader w:val="on"/>
+        </w:trPr>
+        <w:tc>
+          <w:tcPr/>
+          <w:p>
+            <w:pPr>
+              <w:pStyle w:val="Compact"/>
+            </w:pPr>
+            <w:r>
+              <w:rPr>
+                <w:rFonts w:hint="eastAsia"/>
+              </w:rPr>
+              <w:t xml:space="preserve">開關</w:t>
+            </w:r>
+          </w:p>
+        </w:tc>
+        <w:tc>
+          <w:tcPr/>
+          <w:p>
+            <w:pPr>
+              <w:pStyle w:val="Compact"/>
+            </w:pPr>
+            <w:r>
+              <w:rPr>
+                <w:rStyle w:val="VerbatimChar"/>
+              </w:rPr>
+              <w:t xml:space="preserve">label_path</w:t>
+            </w:r>
+          </w:p>
+        </w:tc>
+        <w:tc>
+          <w:tcPr/>
+          <w:p>
+            <w:pPr>
+              <w:pStyle w:val="Compact"/>
+            </w:pPr>
+            <w:r>
+              <w:rPr>
+                <w:rStyle w:val="VerbatimChar"/>
+              </w:rPr>
+              <w:t xml:space="preserve">channel_code</w:t>
+            </w:r>
+            <w:r>
+              <w:t xml:space="preserve"> </w:t>
+            </w:r>
+            <w:r>
+              <w:t xml:space="preserve">/</w:t>
+            </w:r>
+            <w:r>
+              <w:t xml:space="preserve"> </w:t>
+            </w:r>
+            <w:r>
+              <w:rPr>
+                <w:rStyle w:val="VerbatimChar"/>
+              </w:rPr>
+              <w:t xml:space="preserve">print_profile</w:t>
+            </w:r>
+          </w:p>
+        </w:tc>
+        <w:tc>
+          <w:tcPr/>
+          <w:p>
+            <w:pPr>
+              <w:pStyle w:val="Compact"/>
+            </w:pPr>
+            <w:r>
+              <w:rPr>
+                <w:rStyle w:val="VerbatimChar"/>
+              </w:rPr>
+              <w:t xml:space="preserve">response_id</w:t>
+            </w:r>
+          </w:p>
+        </w:tc>
+        <w:tc>
+          <w:tcPr/>
+          <w:p>
+            <w:pPr>
+              <w:pStyle w:val="Compact"/>
+            </w:pPr>
+            <w:r>
+              <w:rPr>
+                <w:rStyle w:val="VerbatimChar"/>
+              </w:rPr>
+              <w:t xml:space="preserve">is_error_label</w:t>
+            </w:r>
+          </w:p>
+        </w:tc>
+        <w:tc>
+          <w:tcPr/>
+          <w:p>
+            <w:pPr>
+              <w:pStyle w:val="Compact"/>
+            </w:pPr>
+            <w:r>
+              <w:rPr>
+                <w:rFonts w:hint="eastAsia"/>
+              </w:rPr>
+              <w:t xml:space="preserve">工控機該做什麼</w:t>
+            </w:r>
+          </w:p>
+        </w:tc>
+      </w:tr>
+      <w:tr>
+        <w:tc>
+          <w:tcPr/>
+          <w:p>
+            <w:pPr>
+              <w:pStyle w:val="Compact"/>
+            </w:pPr>
+            <w:r>
+              <w:rPr>
+                <w:rFonts w:hint="eastAsia"/>
+                <w:b/>
+                <w:bCs/>
+              </w:rPr>
+              <w:t xml:space="preserve">關閉（預設）</w:t>
+            </w:r>
+          </w:p>
+        </w:tc>
+        <w:tc>
+          <w:tcPr/>
+          <w:p>
+            <w:pPr>
+              <w:pStyle w:val="Compact"/>
+            </w:pPr>
+            <w:r>
+              <w:rPr>
+                <w:rFonts w:hint="eastAsia"/>
+              </w:rPr>
+              <w:t xml:space="preserve">不回傳</w:t>
+            </w:r>
+          </w:p>
+        </w:tc>
+        <w:tc>
+          <w:tcPr/>
+          <w:p>
+            <w:pPr>
+              <w:pStyle w:val="Compact"/>
+            </w:pPr>
+            <w:r>
+              <w:rPr>
+                <w:rStyle w:val="VerbatimChar"/>
+              </w:rPr>
+              <w:t xml:space="preserve">null</w:t>
+            </w:r>
+          </w:p>
+        </w:tc>
+        <w:tc>
+          <w:tcPr/>
+          <w:p>
+            <w:pPr>
+              <w:pStyle w:val="Compact"/>
+            </w:pPr>
+            <w:r>
+              <w:rPr>
+                <w:rStyle w:val="VerbatimChar"/>
+              </w:rPr>
+              <w:t xml:space="preserve">null</w:t>
+            </w:r>
+          </w:p>
+        </w:tc>
+        <w:tc>
+          <w:tcPr/>
+          <w:p>
+            <w:pPr>
+              <w:pStyle w:val="Compact"/>
+            </w:pPr>
+            <w:r>
+              <w:rPr>
+                <w:rStyle w:val="VerbatimChar"/>
+              </w:rPr>
+              <w:t xml:space="preserve">false</w:t>
+            </w:r>
+          </w:p>
+        </w:tc>
+        <w:tc>
+          <w:tcPr/>
+          <w:p>
+            <w:pPr>
+              <w:pStyle w:val="Compact"/>
+            </w:pPr>
+            <w:r>
+              <w:rPr>
+                <w:rFonts w:hint="eastAsia"/>
+              </w:rPr>
+              <w:t xml:space="preserve">不列印、不分揀通道；依</w:t>
+            </w:r>
+            <w:r>
+              <w:t xml:space="preserve"> </w:t>
+            </w:r>
+            <w:r>
+              <w:rPr>
+                <w:rStyle w:val="VerbatimChar"/>
+              </w:rPr>
+              <w:t xml:space="preserve">error_code</w:t>
+            </w:r>
+            <w:r>
+              <w:t xml:space="preserve"> </w:t>
+            </w:r>
+            <w:r>
+              <w:rPr>
+                <w:rFonts w:hint="eastAsia"/>
+              </w:rPr>
+              <w:t xml:space="preserve">自行處理（建議走預設</w:t>
+            </w:r>
+            <w:r>
+              <w:t xml:space="preserve"> / </w:t>
+            </w:r>
+            <w:r>
+              <w:rPr>
+                <w:rFonts w:hint="eastAsia"/>
+              </w:rPr>
+              <w:t xml:space="preserve">異常格口）</w:t>
+            </w:r>
+          </w:p>
+        </w:tc>
+      </w:tr>
+      <w:tr>
+        <w:tc>
+          <w:tcPr/>
+          <w:p>
+            <w:pPr>
+              <w:pStyle w:val="Compact"/>
+            </w:pPr>
+            <w:r>
+              <w:rPr>
+                <w:rFonts w:hint="eastAsia"/>
+              </w:rPr>
+              <w:t xml:space="preserve">開啟</w:t>
+            </w:r>
+          </w:p>
+        </w:tc>
+        <w:tc>
+          <w:tcPr/>
+          <w:p>
+            <w:pPr>
+              <w:pStyle w:val="Compact"/>
+            </w:pPr>
+            <w:r>
+              <w:rPr>
+                <w:rFonts w:hint="eastAsia"/>
+              </w:rPr>
+              <w:t xml:space="preserve">依面單路徑模式回傳（</w:t>
+            </w:r>
+            <w:r>
+              <w:rPr>
+                <w:rStyle w:val="VerbatimChar"/>
+              </w:rPr>
+              <w:t xml:space="preserve">direct_print</w:t>
+            </w:r>
+            <w:r>
+              <w:t xml:space="preserve"> </w:t>
+            </w:r>
+            <w:r>
+              <w:rPr>
+                <w:rFonts w:hint="eastAsia"/>
+              </w:rPr>
+              <w:t xml:space="preserve">模式不回傳）</w:t>
+            </w:r>
+          </w:p>
+        </w:tc>
+        <w:tc>
+          <w:tcPr/>
+          <w:p>
+            <w:pPr>
+              <w:pStyle w:val="Compact"/>
+            </w:pPr>
+            <w:r>
+              <w:rPr>
+                <w:rFonts w:hint="eastAsia"/>
+              </w:rPr>
+              <w:t xml:space="preserve">照正常面單流程解析</w:t>
+            </w:r>
+          </w:p>
+        </w:tc>
+        <w:tc>
+          <w:tcPr/>
+          <w:p>
+            <w:pPr>
+              <w:pStyle w:val="Compact"/>
+            </w:pPr>
+            <w:r>
+              <w:rPr>
+                <w:rFonts w:hint="eastAsia"/>
+              </w:rPr>
+              <w:t xml:space="preserve">本地產生的負數</w:t>
+            </w:r>
+          </w:p>
+        </w:tc>
+        <w:tc>
+          <w:tcPr/>
+          <w:p>
+            <w:pPr>
+              <w:pStyle w:val="Compact"/>
+            </w:pPr>
+            <w:r>
+              <w:rPr>
+                <w:rStyle w:val="VerbatimChar"/>
+              </w:rPr>
+              <w:t xml:space="preserve">true</w:t>
+            </w:r>
+          </w:p>
+        </w:tc>
+        <w:tc>
+          <w:tcPr/>
+          <w:p>
+            <w:pPr>
+              <w:pStyle w:val="Compact"/>
+            </w:pPr>
+            <w:r>
+              <w:rPr>
+                <w:rFonts w:hint="eastAsia"/>
+              </w:rPr>
+              <w:t xml:space="preserve">把提示面單當一般面單印出並分揀，回報流程與正常面單相同</w:t>
+            </w:r>
+          </w:p>
+        </w:tc>
+      </w:tr>
+    </w:tbl>
+    <w:p>
+      <w:pPr>
+        <w:pStyle w:val="BodyText"/>
+      </w:pPr>
+      <w:r>
+        <w:rPr>
+          <w:rFonts w:hint="eastAsia"/>
+        </w:rPr>
+        <w:t xml:space="preserve">兩種狀態下，中介端的異常紀錄、查詢記錄、每日統計與件數核對皆照常寫入</w:t>
+      </w:r>
+      <w:r>
+        <w:t xml:space="preserve"> —— </w:t>
+      </w:r>
+      <w:r>
+        <w:rPr>
+          <w:rFonts w:hint="eastAsia"/>
+        </w:rPr>
+        <w:t xml:space="preserve">包裹實體仍過機分揀，稽核資料不會因開關而缺漏。此開關</w:t>
+      </w:r>
+      <w:r>
+        <w:rPr>
+          <w:rFonts w:hint="eastAsia"/>
           <w:b/>
           <w:bCs/>
         </w:rPr>
-        <w:t xml:space="preserve">HTTP 200</w:t>
-      </w:r>
-      <w:r>
-        <w:t xml:space="preserve"> </w:t>
-      </w:r>
-      <w:r>
-        <w:rPr>
-          <w:rFonts w:hint="eastAsia"/>
-        </w:rPr>
-        <w:t xml:space="preserve">回傳，body</w:t>
-      </w:r>
-      <w:r>
-        <w:t xml:space="preserve"> </w:t>
-      </w:r>
-      <w:r>
-        <w:rPr>
-          <w:rFonts w:hint="eastAsia"/>
-        </w:rPr>
-        <w:t xml:space="preserve">形態與正常面單相同，但帶</w:t>
-      </w:r>
-      <w:r>
-        <w:t xml:space="preserve"> </w:t>
-      </w:r>
-      <w:r>
-        <w:rPr>
-          <w:rStyle w:val="VerbatimChar"/>
-        </w:rPr>
-        <w:t xml:space="preserve">is_error_label: true</w:t>
-      </w:r>
-      <w:r>
-        <w:rPr>
-          <w:rFonts w:hint="eastAsia"/>
-        </w:rPr>
-        <w:t xml:space="preserve">：</w:t>
-      </w:r>
-    </w:p>
-    <w:p>
-      <w:pPr>
-        <w:pStyle w:val="SourceCode"/>
-      </w:pPr>
-      <w:r>
-        <w:rPr>
-          <w:rStyle w:val="FunctionTok"/>
-        </w:rPr>
-        <w:t xml:space="preserve">{</w:t>
-      </w:r>
-      <w:r>
-        <w:br/>
-      </w:r>
-      <w:r>
-        <w:rPr>
-          <w:rStyle w:val="NormalTok"/>
-        </w:rPr>
-        <w:t xml:space="preserve">  </w:t>
-      </w:r>
-      <w:r>
-        <w:rPr>
-          <w:rStyle w:val="DataTypeTok"/>
-        </w:rPr>
-        <w:t xml:space="preserve">"data"</w:t>
-      </w:r>
-      <w:r>
-        <w:rPr>
-          <w:rStyle w:val="FunctionTok"/>
-        </w:rPr>
-        <w:t xml:space="preserve">:</w:t>
-      </w:r>
-      <w:r>
-        <w:rPr>
-          <w:rStyle w:val="NormalTok"/>
-        </w:rPr>
-        <w:t xml:space="preserve"> </w:t>
-      </w:r>
-      <w:r>
-        <w:rPr>
-          <w:rStyle w:val="FunctionTok"/>
-        </w:rPr>
-        <w:t xml:space="preserve">{</w:t>
-      </w:r>
-      <w:r>
-        <w:br/>
-      </w:r>
-      <w:r>
-        <w:rPr>
-          <w:rStyle w:val="NormalTok"/>
-        </w:rPr>
-        <w:t xml:space="preserve">    </w:t>
-      </w:r>
-      <w:r>
-        <w:rPr>
-          <w:rStyle w:val="DataTypeTok"/>
-        </w:rPr>
-        <w:t xml:space="preserve">"channel_code"</w:t>
-      </w:r>
-      <w:r>
-        <w:rPr>
-          <w:rStyle w:val="FunctionTok"/>
-        </w:rPr>
-        <w:t xml:space="preserve">:</w:t>
-      </w:r>
-      <w:r>
-        <w:rPr>
-          <w:rStyle w:val="NormalTok"/>
-        </w:rPr>
-        <w:t xml:space="preserve"> </w:t>
-      </w:r>
-      <w:r>
-        <w:rPr>
-          <w:rStyle w:val="StringTok"/>
-        </w:rPr>
-        <w:t xml:space="preserve">"C03"</w:t>
-      </w:r>
-      <w:r>
-        <w:rPr>
-          <w:rStyle w:val="FunctionTok"/>
-        </w:rPr>
-        <w:t xml:space="preserve">,</w:t>
-      </w:r>
-      <w:r>
-        <w:br/>
-      </w:r>
-      <w:r>
-        <w:rPr>
-          <w:rStyle w:val="NormalTok"/>
-        </w:rPr>
-        <w:t xml:space="preserve">    </w:t>
-      </w:r>
-      <w:r>
-        <w:rPr>
-          <w:rStyle w:val="DataTypeTok"/>
-        </w:rPr>
-        <w:t xml:space="preserve">"print_profile"</w:t>
-      </w:r>
-      <w:r>
-        <w:rPr>
-          <w:rStyle w:val="FunctionTok"/>
-        </w:rPr>
-        <w:t xml:space="preserve">:</w:t>
-      </w:r>
-      <w:r>
-        <w:rPr>
-          <w:rStyle w:val="NormalTok"/>
-        </w:rPr>
-        <w:t xml:space="preserve"> </w:t>
-      </w:r>
-      <w:r>
-        <w:rPr>
-          <w:rStyle w:val="StringTok"/>
-        </w:rPr>
-        <w:t xml:space="preserve">"100x100"</w:t>
-      </w:r>
-      <w:r>
-        <w:rPr>
-          <w:rStyle w:val="FunctionTok"/>
-        </w:rPr>
-        <w:t xml:space="preserve">,</w:t>
-      </w:r>
-      <w:r>
-        <w:br/>
-      </w:r>
-      <w:r>
-        <w:rPr>
-          <w:rStyle w:val="NormalTok"/>
-        </w:rPr>
-        <w:t xml:space="preserve">    </w:t>
-      </w:r>
-      <w:r>
-        <w:rPr>
-          <w:rStyle w:val="DataTypeTok"/>
-        </w:rPr>
-        <w:t xml:space="preserve">"label_path"</w:t>
-      </w:r>
-      <w:r>
-        <w:rPr>
-          <w:rStyle w:val="FunctionTok"/>
-        </w:rPr>
-        <w:t xml:space="preserve">:</w:t>
-      </w:r>
-      <w:r>
-        <w:rPr>
-          <w:rStyle w:val="NormalTok"/>
-        </w:rPr>
-        <w:t xml:space="preserve"> </w:t>
-      </w:r>
-      <w:r>
-        <w:rPr>
-          <w:rStyle w:val="StringTok"/>
-        </w:rPr>
-        <w:t xml:space="preserve">"http://10.0.0.5:18080/images/@error/SF0220862051573_STORE_CLOSED.png"</w:t>
-      </w:r>
-      <w:r>
-        <w:rPr>
-          <w:rStyle w:val="FunctionTok"/>
-        </w:rPr>
-        <w:t xml:space="preserve">,</w:t>
-      </w:r>
-      <w:r>
-        <w:br/>
-      </w:r>
-      <w:r>
-        <w:rPr>
-          <w:rStyle w:val="NormalTok"/>
-        </w:rPr>
-        <w:t xml:space="preserve">    </w:t>
-      </w:r>
-      <w:r>
-        <w:rPr>
-          <w:rStyle w:val="DataTypeTok"/>
-        </w:rPr>
-        <w:t xml:space="preserve">"response_id"</w:t>
-      </w:r>
-      <w:r>
-        <w:rPr>
-          <w:rStyle w:val="FunctionTok"/>
-        </w:rPr>
-        <w:t xml:space="preserve">:</w:t>
-      </w:r>
-      <w:r>
-        <w:rPr>
-          <w:rStyle w:val="NormalTok"/>
-        </w:rPr>
-        <w:t xml:space="preserve"> </w:t>
-      </w:r>
-      <w:r>
-        <w:rPr>
-          <w:rStyle w:val="DecValTok"/>
-        </w:rPr>
-        <w:t xml:space="preserve">-1</w:t>
-      </w:r>
-      <w:r>
-        <w:rPr>
-          <w:rStyle w:val="FunctionTok"/>
-        </w:rPr>
-        <w:t xml:space="preserve">,</w:t>
-      </w:r>
-      <w:r>
-        <w:br/>
-      </w:r>
-      <w:r>
-        <w:rPr>
-          <w:rStyle w:val="NormalTok"/>
-        </w:rPr>
-        <w:t xml:space="preserve">    </w:t>
-      </w:r>
-      <w:r>
-        <w:rPr>
-          <w:rStyle w:val="DataTypeTok"/>
-        </w:rPr>
-        <w:t xml:space="preserve">"is_error_label"</w:t>
-      </w:r>
-      <w:r>
-        <w:rPr>
-          <w:rStyle w:val="FunctionTok"/>
-        </w:rPr>
-        <w:t xml:space="preserve">:</w:t>
-      </w:r>
-      <w:r>
-        <w:rPr>
-          <w:rStyle w:val="NormalTok"/>
-        </w:rPr>
-        <w:t xml:space="preserve"> </w:t>
-      </w:r>
-      <w:r>
-        <w:rPr>
-          <w:rStyle w:val="KeywordTok"/>
-        </w:rPr>
-        <w:t xml:space="preserve">true</w:t>
-      </w:r>
-      <w:r>
-        <w:rPr>
-          <w:rStyle w:val="FunctionTok"/>
-        </w:rPr>
-        <w:t xml:space="preserve">,</w:t>
-      </w:r>
-      <w:r>
-        <w:br/>
-      </w:r>
-      <w:r>
-        <w:rPr>
-          <w:rStyle w:val="NormalTok"/>
-        </w:rPr>
-        <w:t xml:space="preserve">    </w:t>
-      </w:r>
-      <w:r>
-        <w:rPr>
-          <w:rStyle w:val="DataTypeTok"/>
-        </w:rPr>
-        <w:t xml:space="preserve">"error_code"</w:t>
-      </w:r>
-      <w:r>
-        <w:rPr>
-          <w:rStyle w:val="FunctionTok"/>
-        </w:rPr>
-        <w:t xml:space="preserve">:</w:t>
-      </w:r>
-      <w:r>
-        <w:rPr>
-          <w:rStyle w:val="NormalTok"/>
-        </w:rPr>
-        <w:t xml:space="preserve"> </w:t>
-      </w:r>
-      <w:r>
-        <w:rPr>
-          <w:rStyle w:val="StringTok"/>
-        </w:rPr>
-        <w:t xml:space="preserve">"STORE_CLOSED"</w:t>
-      </w:r>
-      <w:r>
-        <w:rPr>
-          <w:rStyle w:val="FunctionTok"/>
-        </w:rPr>
-        <w:t xml:space="preserve">,</w:t>
-      </w:r>
-      <w:r>
-        <w:br/>
-      </w:r>
-      <w:r>
-        <w:rPr>
-          <w:rStyle w:val="NormalTok"/>
-        </w:rPr>
-        <w:t xml:space="preserve">    </w:t>
-      </w:r>
-      <w:r>
-        <w:rPr>
-          <w:rStyle w:val="DataTypeTok"/>
-        </w:rPr>
-        <w:t xml:space="preserve">"message"</w:t>
-      </w:r>
-      <w:r>
-        <w:rPr>
-          <w:rStyle w:val="FunctionTok"/>
-        </w:rPr>
-        <w:t xml:space="preserve">:</w:t>
-      </w:r>
-      <w:r>
-        <w:rPr>
-          <w:rStyle w:val="NormalTok"/>
-        </w:rPr>
-        <w:t xml:space="preserve"> </w:t>
-      </w:r>
-      <w:r>
-        <w:rPr>
-          <w:rStyle w:val="StringTok"/>
-        </w:rPr>
-        <w:t xml:space="preserve">"無法列印，訂單門市關轉"</w:t>
-      </w:r>
-      <w:r>
-        <w:br/>
-      </w:r>
-      <w:r>
-        <w:rPr>
-          <w:rStyle w:val="NormalTok"/>
-        </w:rPr>
-        <w:t xml:space="preserve">  </w:t>
-      </w:r>
-      <w:r>
-        <w:rPr>
-          <w:rStyle w:val="FunctionTok"/>
-        </w:rPr>
-        <w:t xml:space="preserve">}</w:t>
-      </w:r>
-      <w:r>
-        <w:br/>
-      </w:r>
-      <w:r>
-        <w:rPr>
-          <w:rStyle w:val="FunctionTok"/>
-        </w:rPr>
-        <w:t xml:space="preserve">}</w:t>
-      </w:r>
-    </w:p>
-    <w:p>
-      <w:pPr>
-        <w:pStyle w:val="FirstParagraph"/>
-      </w:pPr>
-      <w:r>
-        <w:rPr>
-          <w:rFonts w:hint="eastAsia"/>
+        <w:t xml:space="preserve">只作用於本</w:t>
+      </w:r>
+      <w:r>
+        <w:rPr>
           <w:b/>
           <w:bCs/>
         </w:rPr>
-        <w:t xml:space="preserve">工控機處理規則</w:t>
+        <w:t xml:space="preserve"> API</w:t>
+      </w:r>
+      <w:r>
+        <w:rPr>
+          <w:rFonts w:hint="eastAsia"/>
+        </w:rPr>
+        <w:t xml:space="preserve">，桌面</w:t>
+      </w:r>
+      <w:r>
+        <w:t xml:space="preserve"> App </w:t>
+      </w:r>
+      <w:r>
+        <w:rPr>
+          <w:rFonts w:hint="eastAsia"/>
+        </w:rPr>
+        <w:t xml:space="preserve">的掃描列印</w:t>
+      </w:r>
+      <w:r>
+        <w:t xml:space="preserve"> / </w:t>
+      </w:r>
+      <w:r>
+        <w:rPr>
+          <w:rFonts w:hint="eastAsia"/>
+        </w:rPr>
+        <w:t xml:space="preserve">自動印單不受影響。</w:t>
+      </w:r>
+    </w:p>
+    <w:bookmarkStart w:id="19" w:name="開關關閉時預設"/>
+    <w:p>
+      <w:pPr>
+        <w:pStyle w:val="Heading4"/>
+      </w:pPr>
+      <w:r>
+        <w:rPr>
+          <w:rFonts w:hint="eastAsia"/>
+        </w:rPr>
+        <w:t xml:space="preserve">開關關閉時（預設）</w:t>
+      </w:r>
+    </w:p>
+    <w:p>
+      <w:pPr>
+        <w:pStyle w:val="SourceCode"/>
+      </w:pPr>
+      <w:r>
+        <w:rPr>
+          <w:rStyle w:val="FunctionTok"/>
+        </w:rPr>
+        <w:t xml:space="preserve">{</w:t>
+      </w:r>
+      <w:r>
+        <w:br/>
+      </w:r>
+      <w:r>
+        <w:rPr>
+          <w:rStyle w:val="NormalTok"/>
+        </w:rPr>
+        <w:t xml:space="preserve">  </w:t>
+      </w:r>
+      <w:r>
+        <w:rPr>
+          <w:rStyle w:val="DataTypeTok"/>
+        </w:rPr>
+        <w:t xml:space="preserve">"data"</w:t>
+      </w:r>
+      <w:r>
+        <w:rPr>
+          <w:rStyle w:val="FunctionTok"/>
+        </w:rPr>
+        <w:t xml:space="preserve">:</w:t>
+      </w:r>
+      <w:r>
+        <w:rPr>
+          <w:rStyle w:val="NormalTok"/>
+        </w:rPr>
+        <w:t xml:space="preserve"> </w:t>
+      </w:r>
+      <w:r>
+        <w:rPr>
+          <w:rStyle w:val="FunctionTok"/>
+        </w:rPr>
+        <w:t xml:space="preserve">{</w:t>
+      </w:r>
+      <w:r>
+        <w:br/>
+      </w:r>
+      <w:r>
+        <w:rPr>
+          <w:rStyle w:val="NormalTok"/>
+        </w:rPr>
+        <w:t xml:space="preserve">    </w:t>
+      </w:r>
+      <w:r>
+        <w:rPr>
+          <w:rStyle w:val="DataTypeTok"/>
+        </w:rPr>
+        <w:t xml:space="preserve">"channel_code"</w:t>
+      </w:r>
+      <w:r>
+        <w:rPr>
+          <w:rStyle w:val="FunctionTok"/>
+        </w:rPr>
+        <w:t xml:space="preserve">:</w:t>
+      </w:r>
+      <w:r>
+        <w:rPr>
+          <w:rStyle w:val="NormalTok"/>
+        </w:rPr>
+        <w:t xml:space="preserve"> </w:t>
+      </w:r>
+      <w:r>
+        <w:rPr>
+          <w:rStyle w:val="KeywordTok"/>
+        </w:rPr>
+        <w:t xml:space="preserve">null</w:t>
+      </w:r>
+      <w:r>
+        <w:rPr>
+          <w:rStyle w:val="FunctionTok"/>
+        </w:rPr>
+        <w:t xml:space="preserve">,</w:t>
+      </w:r>
+      <w:r>
+        <w:br/>
+      </w:r>
+      <w:r>
+        <w:rPr>
+          <w:rStyle w:val="NormalTok"/>
+        </w:rPr>
+        <w:t xml:space="preserve">    </w:t>
+      </w:r>
+      <w:r>
+        <w:rPr>
+          <w:rStyle w:val="DataTypeTok"/>
+        </w:rPr>
+        <w:t xml:space="preserve">"print_profile"</w:t>
+      </w:r>
+      <w:r>
+        <w:rPr>
+          <w:rStyle w:val="FunctionTok"/>
+        </w:rPr>
+        <w:t xml:space="preserve">:</w:t>
+      </w:r>
+      <w:r>
+        <w:rPr>
+          <w:rStyle w:val="NormalTok"/>
+        </w:rPr>
+        <w:t xml:space="preserve"> </w:t>
+      </w:r>
+      <w:r>
+        <w:rPr>
+          <w:rStyle w:val="KeywordTok"/>
+        </w:rPr>
+        <w:t xml:space="preserve">null</w:t>
+      </w:r>
+      <w:r>
+        <w:rPr>
+          <w:rStyle w:val="FunctionTok"/>
+        </w:rPr>
+        <w:t xml:space="preserve">,</w:t>
+      </w:r>
+      <w:r>
+        <w:br/>
+      </w:r>
+      <w:r>
+        <w:rPr>
+          <w:rStyle w:val="NormalTok"/>
+        </w:rPr>
+        <w:t xml:space="preserve">    </w:t>
+      </w:r>
+      <w:r>
+        <w:rPr>
+          <w:rStyle w:val="DataTypeTok"/>
+        </w:rPr>
+        <w:t xml:space="preserve">"response_id"</w:t>
+      </w:r>
+      <w:r>
+        <w:rPr>
+          <w:rStyle w:val="FunctionTok"/>
+        </w:rPr>
+        <w:t xml:space="preserve">:</w:t>
+      </w:r>
+      <w:r>
+        <w:rPr>
+          <w:rStyle w:val="NormalTok"/>
+        </w:rPr>
+        <w:t xml:space="preserve"> </w:t>
+      </w:r>
+      <w:r>
+        <w:rPr>
+          <w:rStyle w:val="KeywordTok"/>
+        </w:rPr>
+        <w:t xml:space="preserve">null</w:t>
+      </w:r>
+      <w:r>
+        <w:rPr>
+          <w:rStyle w:val="FunctionTok"/>
+        </w:rPr>
+        <w:t xml:space="preserve">,</w:t>
+      </w:r>
+      <w:r>
+        <w:br/>
+      </w:r>
+      <w:r>
+        <w:rPr>
+          <w:rStyle w:val="NormalTok"/>
+        </w:rPr>
+        <w:t xml:space="preserve">    </w:t>
+      </w:r>
+      <w:r>
+        <w:rPr>
+          <w:rStyle w:val="DataTypeTok"/>
+        </w:rPr>
+        <w:t xml:space="preserve">"is_error_label"</w:t>
+      </w:r>
+      <w:r>
+        <w:rPr>
+          <w:rStyle w:val="FunctionTok"/>
+        </w:rPr>
+        <w:t xml:space="preserve">:</w:t>
+      </w:r>
+      <w:r>
+        <w:rPr>
+          <w:rStyle w:val="NormalTok"/>
+        </w:rPr>
+        <w:t xml:space="preserve"> </w:t>
+      </w:r>
+      <w:r>
+        <w:rPr>
+          <w:rStyle w:val="KeywordTok"/>
+        </w:rPr>
+        <w:t xml:space="preserve">false</w:t>
+      </w:r>
+      <w:r>
+        <w:rPr>
+          <w:rStyle w:val="FunctionTok"/>
+        </w:rPr>
+        <w:t xml:space="preserve">,</w:t>
+      </w:r>
+      <w:r>
+        <w:br/>
+      </w:r>
+      <w:r>
+        <w:rPr>
+          <w:rStyle w:val="NormalTok"/>
+        </w:rPr>
+        <w:t xml:space="preserve">    </w:t>
+      </w:r>
+      <w:r>
+        <w:rPr>
+          <w:rStyle w:val="DataTypeTok"/>
+        </w:rPr>
+        <w:t xml:space="preserve">"error_code"</w:t>
+      </w:r>
+      <w:r>
+        <w:rPr>
+          <w:rStyle w:val="FunctionTok"/>
+        </w:rPr>
+        <w:t xml:space="preserve">:</w:t>
+      </w:r>
+      <w:r>
+        <w:rPr>
+          <w:rStyle w:val="NormalTok"/>
+        </w:rPr>
+        <w:t xml:space="preserve"> </w:t>
+      </w:r>
+      <w:r>
+        <w:rPr>
+          <w:rStyle w:val="StringTok"/>
+        </w:rPr>
+        <w:t xml:space="preserve">"STORE_CLOSED"</w:t>
+      </w:r>
+      <w:r>
+        <w:rPr>
+          <w:rStyle w:val="FunctionTok"/>
+        </w:rPr>
+        <w:t xml:space="preserve">,</w:t>
+      </w:r>
+      <w:r>
+        <w:br/>
+      </w:r>
+      <w:r>
+        <w:rPr>
+          <w:rStyle w:val="NormalTok"/>
+        </w:rPr>
+        <w:t xml:space="preserve">    </w:t>
+      </w:r>
+      <w:r>
+        <w:rPr>
+          <w:rStyle w:val="DataTypeTok"/>
+        </w:rPr>
+        <w:t xml:space="preserve">"message"</w:t>
+      </w:r>
+      <w:r>
+        <w:rPr>
+          <w:rStyle w:val="FunctionTok"/>
+        </w:rPr>
+        <w:t xml:space="preserve">:</w:t>
+      </w:r>
+      <w:r>
+        <w:rPr>
+          <w:rStyle w:val="NormalTok"/>
+        </w:rPr>
+        <w:t xml:space="preserve"> </w:t>
+      </w:r>
+      <w:r>
+        <w:rPr>
+          <w:rStyle w:val="StringTok"/>
+        </w:rPr>
+        <w:t xml:space="preserve">"無法列印，訂單門市關轉"</w:t>
+      </w:r>
+      <w:r>
+        <w:br/>
+      </w:r>
+      <w:r>
+        <w:rPr>
+          <w:rStyle w:val="NormalTok"/>
+        </w:rPr>
+        <w:t xml:space="preserve">  </w:t>
+      </w:r>
+      <w:r>
+        <w:rPr>
+          <w:rStyle w:val="FunctionTok"/>
+        </w:rPr>
+        <w:t xml:space="preserve">}</w:t>
+      </w:r>
+      <w:r>
+        <w:br/>
+      </w:r>
+      <w:r>
+        <w:rPr>
+          <w:rStyle w:val="FunctionTok"/>
+        </w:rPr>
+        <w:t xml:space="preserve">}</w:t>
+      </w:r>
+    </w:p>
+    <w:p>
+      <w:pPr>
+        <w:pStyle w:val="FirstParagraph"/>
+      </w:pPr>
+      <w:r>
+        <w:rPr>
+          <w:rFonts w:hint="eastAsia"/>
+        </w:rPr>
+        <w:t xml:space="preserve">工控機</w:t>
+      </w:r>
+      <w:r>
+        <w:rPr>
+          <w:rFonts w:hint="eastAsia"/>
+          <w:b/>
+          <w:bCs/>
+        </w:rPr>
+        <w:t xml:space="preserve">不需要</w:t>
+      </w:r>
+      <w:r>
+        <w:rPr>
+          <w:b/>
+          <w:bCs/>
+        </w:rPr>
+        <w:t xml:space="preserve"> </w:t>
+      </w:r>
+      <w:r>
+        <w:rPr>
+          <w:rStyle w:val="VerbatimChar"/>
+          <w:b/>
+          <w:bCs/>
+        </w:rPr>
+        <w:t xml:space="preserve">POST /api/report</w:t>
+      </w:r>
+      <w:r>
+        <w:rPr>
+          <w:rFonts w:hint="eastAsia"/>
+        </w:rPr>
+        <w:t xml:space="preserve">（</w:t>
+      </w:r>
+      <w:r>
+        <w:rPr>
+          <w:rStyle w:val="VerbatimChar"/>
+        </w:rPr>
+        <w:t xml:space="preserve">response_id</w:t>
+      </w:r>
+      <w:r>
+        <w:t xml:space="preserve"> </w:t>
+      </w:r>
+      <w:r>
+        <w:rPr>
+          <w:rFonts w:hint="eastAsia"/>
+        </w:rPr>
+        <w:t xml:space="preserve">為</w:t>
+      </w:r>
+      <w:r>
+        <w:t xml:space="preserve"> </w:t>
+      </w:r>
+      <w:r>
+        <w:rPr>
+          <w:rStyle w:val="VerbatimChar"/>
+        </w:rPr>
+        <w:t xml:space="preserve">null</w:t>
+      </w:r>
+      <w:r>
+        <w:rPr>
+          <w:rFonts w:hint="eastAsia"/>
+        </w:rPr>
+        <w:t xml:space="preserve">），比照</w:t>
+      </w:r>
+      <w:r>
+        <w:t xml:space="preserve"> NoRead </w:t>
+      </w:r>
+      <w:r>
+        <w:rPr>
+          <w:rFonts w:hint="eastAsia"/>
+        </w:rPr>
+        <w:t xml:space="preserve">的處理方式。</w:t>
+      </w:r>
+    </w:p>
+    <w:bookmarkEnd w:id="19"/>
+    <w:bookmarkStart w:id="20" w:name="開關開啟時"/>
+    <w:p>
+      <w:pPr>
+        <w:pStyle w:val="Heading4"/>
+      </w:pPr>
+      <w:r>
+        <w:rPr>
+          <w:rFonts w:hint="eastAsia"/>
+        </w:rPr>
+        <w:t xml:space="preserve">開關開啟時</w:t>
+      </w:r>
+    </w:p>
+    <w:p>
+      <w:pPr>
+        <w:pStyle w:val="FirstParagraph"/>
+      </w:pPr>
+      <w:r>
+        <w:rPr>
+          <w:rFonts w:hint="eastAsia"/>
+        </w:rPr>
+        <w:t xml:space="preserve">自動產生一張「錯誤提示面單」(條碼</w:t>
+      </w:r>
+      <w:r>
+        <w:t xml:space="preserve"> + </w:t>
+      </w:r>
+      <w:r>
+        <w:rPr>
+          <w:rFonts w:hint="eastAsia"/>
+        </w:rPr>
+        <w:t xml:space="preserve">查詢號</w:t>
+      </w:r>
+      <w:r>
+        <w:t xml:space="preserve"> + </w:t>
+      </w:r>
+      <w:r>
+        <w:rPr>
+          <w:rFonts w:hint="eastAsia"/>
+        </w:rPr>
+        <w:t xml:space="preserve">對應圖示</w:t>
+      </w:r>
+      <w:r>
+        <w:t xml:space="preserve"> + </w:t>
+      </w:r>
+      <w:r>
+        <w:rPr>
+          <w:rFonts w:hint="eastAsia"/>
+        </w:rPr>
+        <w:t xml:space="preserve">中越雙語說明)，body</w:t>
+      </w:r>
+      <w:r>
+        <w:t xml:space="preserve"> </w:t>
+      </w:r>
+      <w:r>
+        <w:rPr>
+          <w:rFonts w:hint="eastAsia"/>
+        </w:rPr>
+        <w:t xml:space="preserve">形態與正常面單相同，但帶</w:t>
+      </w:r>
+      <w:r>
+        <w:t xml:space="preserve"> </w:t>
+      </w:r>
+      <w:r>
+        <w:rPr>
+          <w:rStyle w:val="VerbatimChar"/>
+        </w:rPr>
+        <w:t xml:space="preserve">is_error_label: true</w:t>
+      </w:r>
+      <w:r>
+        <w:rPr>
+          <w:rFonts w:hint="eastAsia"/>
+        </w:rPr>
+        <w:t xml:space="preserve">：</w:t>
+      </w:r>
+    </w:p>
+    <w:p>
+      <w:pPr>
+        <w:pStyle w:val="SourceCode"/>
+      </w:pPr>
+      <w:r>
+        <w:rPr>
+          <w:rStyle w:val="FunctionTok"/>
+        </w:rPr>
+        <w:t xml:space="preserve">{</w:t>
+      </w:r>
+      <w:r>
+        <w:br/>
+      </w:r>
+      <w:r>
+        <w:rPr>
+          <w:rStyle w:val="NormalTok"/>
+        </w:rPr>
+        <w:t xml:space="preserve">  </w:t>
+      </w:r>
+      <w:r>
+        <w:rPr>
+          <w:rStyle w:val="DataTypeTok"/>
+        </w:rPr>
+        <w:t xml:space="preserve">"data"</w:t>
+      </w:r>
+      <w:r>
+        <w:rPr>
+          <w:rStyle w:val="FunctionTok"/>
+        </w:rPr>
+        <w:t xml:space="preserve">:</w:t>
+      </w:r>
+      <w:r>
+        <w:rPr>
+          <w:rStyle w:val="NormalTok"/>
+        </w:rPr>
+        <w:t xml:space="preserve"> </w:t>
+      </w:r>
+      <w:r>
+        <w:rPr>
+          <w:rStyle w:val="FunctionTok"/>
+        </w:rPr>
+        <w:t xml:space="preserve">{</w:t>
+      </w:r>
+      <w:r>
+        <w:br/>
+      </w:r>
+      <w:r>
+        <w:rPr>
+          <w:rStyle w:val="NormalTok"/>
+        </w:rPr>
+        <w:t xml:space="preserve">    </w:t>
+      </w:r>
+      <w:r>
+        <w:rPr>
+          <w:rStyle w:val="DataTypeTok"/>
+        </w:rPr>
+        <w:t xml:space="preserve">"channel_code"</w:t>
+      </w:r>
+      <w:r>
+        <w:rPr>
+          <w:rStyle w:val="FunctionTok"/>
+        </w:rPr>
+        <w:t xml:space="preserve">:</w:t>
+      </w:r>
+      <w:r>
+        <w:rPr>
+          <w:rStyle w:val="NormalTok"/>
+        </w:rPr>
+        <w:t xml:space="preserve"> </w:t>
+      </w:r>
+      <w:r>
+        <w:rPr>
+          <w:rStyle w:val="StringTok"/>
+        </w:rPr>
+        <w:t xml:space="preserve">"C03"</w:t>
+      </w:r>
+      <w:r>
+        <w:rPr>
+          <w:rStyle w:val="FunctionTok"/>
+        </w:rPr>
+        <w:t xml:space="preserve">,</w:t>
+      </w:r>
+      <w:r>
+        <w:br/>
+      </w:r>
+      <w:r>
+        <w:rPr>
+          <w:rStyle w:val="NormalTok"/>
+        </w:rPr>
+        <w:t xml:space="preserve">    </w:t>
+      </w:r>
+      <w:r>
+        <w:rPr>
+          <w:rStyle w:val="DataTypeTok"/>
+        </w:rPr>
+        <w:t xml:space="preserve">"print_profile"</w:t>
+      </w:r>
+      <w:r>
+        <w:rPr>
+          <w:rStyle w:val="FunctionTok"/>
+        </w:rPr>
+        <w:t xml:space="preserve">:</w:t>
+      </w:r>
+      <w:r>
+        <w:rPr>
+          <w:rStyle w:val="NormalTok"/>
+        </w:rPr>
+        <w:t xml:space="preserve"> </w:t>
+      </w:r>
+      <w:r>
+        <w:rPr>
+          <w:rStyle w:val="StringTok"/>
+        </w:rPr>
+        <w:t xml:space="preserve">"100x100"</w:t>
+      </w:r>
+      <w:r>
+        <w:rPr>
+          <w:rStyle w:val="FunctionTok"/>
+        </w:rPr>
+        <w:t xml:space="preserve">,</w:t>
+      </w:r>
+      <w:r>
+        <w:br/>
+      </w:r>
+      <w:r>
+        <w:rPr>
+          <w:rStyle w:val="NormalTok"/>
+        </w:rPr>
+        <w:t xml:space="preserve">    </w:t>
+      </w:r>
+      <w:r>
+        <w:rPr>
+          <w:rStyle w:val="DataTypeTok"/>
+        </w:rPr>
+        <w:t xml:space="preserve">"label_path"</w:t>
+      </w:r>
+      <w:r>
+        <w:rPr>
+          <w:rStyle w:val="FunctionTok"/>
+        </w:rPr>
+        <w:t xml:space="preserve">:</w:t>
+      </w:r>
+      <w:r>
+        <w:rPr>
+          <w:rStyle w:val="NormalTok"/>
+        </w:rPr>
+        <w:t xml:space="preserve"> </w:t>
+      </w:r>
+      <w:r>
+        <w:rPr>
+          <w:rStyle w:val="StringTok"/>
+        </w:rPr>
+        <w:t xml:space="preserve">"http://10.0.0.5:18080/images/@error/SF0220862051573_STORE_CLOSED.png"</w:t>
+      </w:r>
+      <w:r>
+        <w:rPr>
+          <w:rStyle w:val="FunctionTok"/>
+        </w:rPr>
+        <w:t xml:space="preserve">,</w:t>
+      </w:r>
+      <w:r>
+        <w:br/>
+      </w:r>
+      <w:r>
+        <w:rPr>
+          <w:rStyle w:val="NormalTok"/>
+        </w:rPr>
+        <w:t xml:space="preserve">    </w:t>
+      </w:r>
+      <w:r>
+        <w:rPr>
+          <w:rStyle w:val="DataTypeTok"/>
+        </w:rPr>
+        <w:t xml:space="preserve">"response_id"</w:t>
+      </w:r>
+      <w:r>
+        <w:rPr>
+          <w:rStyle w:val="FunctionTok"/>
+        </w:rPr>
+        <w:t xml:space="preserve">:</w:t>
+      </w:r>
+      <w:r>
+        <w:rPr>
+          <w:rStyle w:val="NormalTok"/>
+        </w:rPr>
+        <w:t xml:space="preserve"> </w:t>
+      </w:r>
+      <w:r>
+        <w:rPr>
+          <w:rStyle w:val="DecValTok"/>
+        </w:rPr>
+        <w:t xml:space="preserve">-1</w:t>
+      </w:r>
+      <w:r>
+        <w:rPr>
+          <w:rStyle w:val="FunctionTok"/>
+        </w:rPr>
+        <w:t xml:space="preserve">,</w:t>
+      </w:r>
+      <w:r>
+        <w:br/>
+      </w:r>
+      <w:r>
+        <w:rPr>
+          <w:rStyle w:val="NormalTok"/>
+        </w:rPr>
+        <w:t xml:space="preserve">    </w:t>
+      </w:r>
+      <w:r>
+        <w:rPr>
+          <w:rStyle w:val="DataTypeTok"/>
+        </w:rPr>
+        <w:t xml:space="preserve">"is_error_label"</w:t>
+      </w:r>
+      <w:r>
+        <w:rPr>
+          <w:rStyle w:val="FunctionTok"/>
+        </w:rPr>
+        <w:t xml:space="preserve">:</w:t>
+      </w:r>
+      <w:r>
+        <w:rPr>
+          <w:rStyle w:val="NormalTok"/>
+        </w:rPr>
+        <w:t xml:space="preserve"> </w:t>
+      </w:r>
+      <w:r>
+        <w:rPr>
+          <w:rStyle w:val="KeywordTok"/>
+        </w:rPr>
+        <w:t xml:space="preserve">true</w:t>
+      </w:r>
+      <w:r>
+        <w:rPr>
+          <w:rStyle w:val="FunctionTok"/>
+        </w:rPr>
+        <w:t xml:space="preserve">,</w:t>
+      </w:r>
+      <w:r>
+        <w:br/>
+      </w:r>
+      <w:r>
+        <w:rPr>
+          <w:rStyle w:val="NormalTok"/>
+        </w:rPr>
+        <w:t xml:space="preserve">    </w:t>
+      </w:r>
+      <w:r>
+        <w:rPr>
+          <w:rStyle w:val="DataTypeTok"/>
+        </w:rPr>
+        <w:t xml:space="preserve">"error_code"</w:t>
+      </w:r>
+      <w:r>
+        <w:rPr>
+          <w:rStyle w:val="FunctionTok"/>
+        </w:rPr>
+        <w:t xml:space="preserve">:</w:t>
+      </w:r>
+      <w:r>
+        <w:rPr>
+          <w:rStyle w:val="NormalTok"/>
+        </w:rPr>
+        <w:t xml:space="preserve"> </w:t>
+      </w:r>
+      <w:r>
+        <w:rPr>
+          <w:rStyle w:val="StringTok"/>
+        </w:rPr>
+        <w:t xml:space="preserve">"STORE_CLOSED"</w:t>
+      </w:r>
+      <w:r>
+        <w:rPr>
+          <w:rStyle w:val="FunctionTok"/>
+        </w:rPr>
+        <w:t xml:space="preserve">,</w:t>
+      </w:r>
+      <w:r>
+        <w:br/>
+      </w:r>
+      <w:r>
+        <w:rPr>
+          <w:rStyle w:val="NormalTok"/>
+        </w:rPr>
+        <w:t xml:space="preserve">    </w:t>
+      </w:r>
+      <w:r>
+        <w:rPr>
+          <w:rStyle w:val="DataTypeTok"/>
+        </w:rPr>
+        <w:t xml:space="preserve">"message"</w:t>
+      </w:r>
+      <w:r>
+        <w:rPr>
+          <w:rStyle w:val="FunctionTok"/>
+        </w:rPr>
+        <w:t xml:space="preserve">:</w:t>
+      </w:r>
+      <w:r>
+        <w:rPr>
+          <w:rStyle w:val="NormalTok"/>
+        </w:rPr>
+        <w:t xml:space="preserve"> </w:t>
+      </w:r>
+      <w:r>
+        <w:rPr>
+          <w:rStyle w:val="StringTok"/>
+        </w:rPr>
+        <w:t xml:space="preserve">"無法列印，訂單門市關轉"</w:t>
+      </w:r>
+      <w:r>
+        <w:br/>
+      </w:r>
+      <w:r>
+        <w:rPr>
+          <w:rStyle w:val="NormalTok"/>
+        </w:rPr>
+        <w:t xml:space="preserve">  </w:t>
+      </w:r>
+      <w:r>
+        <w:rPr>
+          <w:rStyle w:val="FunctionTok"/>
+        </w:rPr>
+        <w:t xml:space="preserve">}</w:t>
+      </w:r>
+      <w:r>
+        <w:br/>
+      </w:r>
+      <w:r>
+        <w:rPr>
+          <w:rStyle w:val="FunctionTok"/>
+        </w:rPr>
+        <w:t xml:space="preserve">}</w:t>
+      </w:r>
+    </w:p>
+    <w:p>
+      <w:pPr>
+        <w:pStyle w:val="FirstParagraph"/>
+      </w:pPr>
+      <w:r>
+        <w:rPr>
+          <w:rFonts w:hint="eastAsia"/>
+          <w:b/>
+          <w:bCs/>
+        </w:rPr>
+        <w:t xml:space="preserve">開關開啟時的工控機處理規則</w:t>
       </w:r>
       <w:r>
         <w:rPr>
@@ -5420,7 +6324,30 @@
         <w:rPr>
           <w:rFonts w:hint="eastAsia"/>
         </w:rPr>
-        <w:t xml:space="preserve">（錯誤查詢同步寫入查詢記錄，回報可正常配對、不推雲端），讓分揀機把錯誤面單當一般面單跑完整流程，工控機端零特殊處理。</w:t>
+        <w:t xml:space="preserve">（錯誤查詢同步寫入查詢記錄，回報可正常配對、不推雲端），讓分揀機把錯誤面單當一般面單跑完整流程，工控機端零特殊處理。v0.20.0</w:t>
+      </w:r>
+      <w:r>
+        <w:t xml:space="preserve"> </w:t>
+      </w:r>
+      <w:r>
+        <w:rPr>
+          <w:rFonts w:hint="eastAsia"/>
+        </w:rPr>
+        <w:t xml:space="preserve">起改為可切換的開關且</w:t>
+      </w:r>
+      <w:r>
+        <w:rPr>
+          <w:rFonts w:hint="eastAsia"/>
+          <w:b/>
+          <w:bCs/>
+        </w:rPr>
+        <w:t xml:space="preserve">預設關閉</w:t>
+      </w:r>
+      <w:r>
+        <w:rPr>
+          <w:rFonts w:hint="eastAsia"/>
+        </w:rPr>
+        <w:t xml:space="preserve">（異常件不出提示面單、不回分揀通道），需要舊行為時於「分揀通道」頁開啟即可，切換立即生效、不需重啟。</w:t>
       </w:r>
     </w:p>
     <w:p>
@@ -5598,7 +6525,7 @@
               <w:rPr>
                 <w:rFonts w:hint="eastAsia"/>
               </w:rPr>
-              <w:t xml:space="preserve">僅在錯誤面單</w:t>
+              <w:t xml:space="preserve">僅在「異常件提示面單」開關</w:t>
             </w:r>
             <w:r>
               <w:rPr>
@@ -5606,28 +6533,42 @@
                 <w:b/>
                 <w:bCs/>
               </w:rPr>
-              <w:t xml:space="preserve">暫存到</w:t>
-            </w:r>
-            <w:r>
-              <w:rPr>
+              <w:t xml:space="preserve">開啟</w:t>
+            </w:r>
+            <w:r>
+              <w:rPr>
+                <w:rFonts w:hint="eastAsia"/>
+              </w:rPr>
+              <w:t xml:space="preserve">、且提示面單</w:t>
+            </w:r>
+            <w:r>
+              <w:rPr>
+                <w:rFonts w:hint="eastAsia"/>
                 <w:b/>
                 <w:bCs/>
               </w:rPr>
-              <w:t xml:space="preserve"> cache </w:t>
-            </w:r>
-            <w:r>
-              <w:rPr>
-                <w:rFonts w:hint="eastAsia"/>
+              <w:t xml:space="preserve">暫存到</w:t>
+            </w:r>
+            <w:r>
+              <w:rPr>
                 <w:b/>
                 <w:bCs/>
               </w:rPr>
+              <w:t xml:space="preserve"> cache </w:t>
+            </w:r>
+            <w:r>
+              <w:rPr>
+                <w:rFonts w:hint="eastAsia"/>
+                <w:b/>
+                <w:bCs/>
+              </w:rPr>
               <w:t xml:space="preserve">失敗</w:t>
             </w:r>
             <w:r>
               <w:rPr>
                 <w:rFonts w:hint="eastAsia"/>
               </w:rPr>
-              <w:t xml:space="preserve">時退化回此行為（同時嘗試本機列印）</w:t>
+              <w:t xml:space="preserve">時退化回此行為（同時嘗試本機列印）。開關關閉時不會出現</w:t>
             </w:r>
           </w:p>
         </w:tc>
@@ -5662,8 +6603,9 @@
         <w:t xml:space="preserve"> +1。</w:t>
       </w:r>
     </w:p>
-    <w:bookmarkEnd w:id="19"/>
-    <w:bookmarkStart w:id="20" w:name="X909f5c8b07fb92b3ff6015f4241fdfd0979a403"/>
+    <w:bookmarkEnd w:id="20"/>
+    <w:bookmarkEnd w:id="21"/>
+    <w:bookmarkStart w:id="22" w:name="X909f5c8b07fb92b3ff6015f4241fdfd0979a403"/>
     <w:p>
       <w:pPr>
         <w:pStyle w:val="Heading3"/>
@@ -6401,9 +7343,9 @@
         <w:t xml:space="preserve">撿出重掃）。</w:t>
       </w:r>
     </w:p>
-    <w:bookmarkEnd w:id="20"/>
-    <w:bookmarkEnd w:id="21"/>
-    <w:bookmarkStart w:id="23" w:name="面單路徑回傳模式"/>
+    <w:bookmarkEnd w:id="22"/>
+    <w:bookmarkEnd w:id="23"/>
+    <w:bookmarkStart w:id="25" w:name="面單路徑回傳模式"/>
     <w:p>
       <w:pPr>
         <w:pStyle w:val="Heading2"/>
@@ -7200,7 +8142,7 @@
         <w:t xml:space="preserve">。</w:t>
       </w:r>
     </w:p>
-    <w:bookmarkStart w:id="22" w:name="兩種列印模型回應時序差異"/>
+    <w:bookmarkStart w:id="24" w:name="兩種列印模型回應時序差異"/>
     <w:p>
       <w:pPr>
         <w:pStyle w:val="Heading3"/>
@@ -7934,9 +8876,9 @@
         <w:t xml:space="preserve">秒,逾時後該筆略過、後續照印(維持其餘相對順序)。</w:t>
       </w:r>
     </w:p>
-    <w:bookmarkEnd w:id="22"/>
-    <w:bookmarkEnd w:id="23"/>
-    <w:bookmarkStart w:id="24" w:name="列印次數浮水印對齊雲端-orderprintcontroller"/>
+    <w:bookmarkEnd w:id="24"/>
+    <w:bookmarkEnd w:id="25"/>
+    <w:bookmarkStart w:id="26" w:name="列印次數浮水印對齊雲端-orderprintcontroller"/>
     <w:p>
       <w:pPr>
         <w:pStyle w:val="Heading2"/>
@@ -8341,8 +9283,8 @@
         <w:t xml:space="preserve">警告,不阻斷出單</w:t>
       </w:r>
     </w:p>
-    <w:bookmarkEnd w:id="24"/>
-    <w:bookmarkStart w:id="25" w:name="工控機使用注意事項"/>
+    <w:bookmarkEnd w:id="26"/>
+    <w:bookmarkStart w:id="27" w:name="工控機使用注意事項"/>
     <w:p>
       <w:pPr>
         <w:pStyle w:val="Heading2"/>
@@ -8881,9 +9823,9 @@
         </w:pict>
       </w:r>
     </w:p>
-    <w:bookmarkEnd w:id="25"/>
-    <w:bookmarkEnd w:id="26"/>
-    <w:bookmarkStart w:id="32" w:name="post-apireport"/>
+    <w:bookmarkEnd w:id="27"/>
+    <w:bookmarkEnd w:id="28"/>
+    <w:bookmarkStart w:id="34" w:name="post-apireport"/>
     <w:p>
       <w:pPr>
         <w:pStyle w:val="Heading1"/>
@@ -8998,7 +9940,7 @@
         <w:t xml:space="preserve"> webhook。</w:t>
       </w:r>
     </w:p>
-    <w:bookmarkStart w:id="27" w:name="request-2"/>
+    <w:bookmarkStart w:id="29" w:name="request-2"/>
     <w:p>
       <w:pPr>
         <w:pStyle w:val="Heading2"/>
@@ -9295,8 +10237,8 @@
         <w:t xml:space="preserve">、執行結果、時間戳等）。</w:t>
       </w:r>
     </w:p>
-    <w:bookmarkEnd w:id="27"/>
-    <w:bookmarkStart w:id="28" w:name="處理流程-1"/>
+    <w:bookmarkEnd w:id="29"/>
+    <w:bookmarkStart w:id="30" w:name="處理流程-1"/>
     <w:p>
       <w:pPr>
         <w:pStyle w:val="Heading2"/>
@@ -9809,8 +10751,8 @@
         <w:t xml:space="preserve">且不會重複推送雲端。</w:t>
       </w:r>
     </w:p>
-    <w:bookmarkEnd w:id="28"/>
-    <w:bookmarkStart w:id="29" w:name="response-2"/>
+    <w:bookmarkEnd w:id="30"/>
+    <w:bookmarkStart w:id="31" w:name="response-2"/>
     <w:p>
       <w:pPr>
         <w:pStyle w:val="Heading2"/>
@@ -10374,8 +11316,8 @@
         <w:t xml:space="preserve">}</w:t>
       </w:r>
     </w:p>
-    <w:bookmarkEnd w:id="29"/>
-    <w:bookmarkStart w:id="30" w:name="工控機使用注意事項-1"/>
+    <w:bookmarkEnd w:id="31"/>
+    <w:bookmarkStart w:id="32" w:name="工控機使用注意事項-1"/>
     <w:p>
       <w:pPr>
         <w:pStyle w:val="Heading2"/>
@@ -10567,8 +11509,8 @@
         <w:t xml:space="preserve">「佇列歷史」頁查看</w:t>
       </w:r>
     </w:p>
-    <w:bookmarkEnd w:id="30"/>
-    <w:bookmarkStart w:id="31" w:name="direct_print-模式下的回報重要"/>
+    <w:bookmarkEnd w:id="32"/>
+    <w:bookmarkStart w:id="33" w:name="direct_print-模式下的回報重要"/>
     <w:p>
       <w:pPr>
         <w:pStyle w:val="Heading2"/>
@@ -11123,9 +12065,9 @@
         </w:pict>
       </w:r>
     </w:p>
-    <w:bookmarkEnd w:id="31"/>
-    <w:bookmarkEnd w:id="32"/>
-    <w:bookmarkStart w:id="37" w:name="post-apidevice-alert"/>
+    <w:bookmarkEnd w:id="33"/>
+    <w:bookmarkEnd w:id="34"/>
+    <w:bookmarkStart w:id="39" w:name="post-apidevice-alert"/>
     <w:p>
       <w:pPr>
         <w:pStyle w:val="Heading1"/>
@@ -11431,7 +12373,7 @@
         <w:t xml:space="preserve">TTS（此時越南語需機器自備語音包）。</w:t>
       </w:r>
     </w:p>
-    <w:bookmarkStart w:id="33" w:name="request-3"/>
+    <w:bookmarkStart w:id="35" w:name="request-3"/>
     <w:p>
       <w:pPr>
         <w:pStyle w:val="Heading2"/>
@@ -12300,8 +13242,8 @@
         <w:t xml:space="preserve">key（大寫），不需改工控機。</w:t>
       </w:r>
     </w:p>
-    <w:bookmarkEnd w:id="33"/>
-    <w:bookmarkStart w:id="34" w:name="處理流程-2"/>
+    <w:bookmarkEnd w:id="35"/>
+    <w:bookmarkStart w:id="36" w:name="處理流程-2"/>
     <w:p>
       <w:pPr>
         <w:pStyle w:val="Heading2"/>
@@ -12628,8 +13570,8 @@
         <w:t xml:space="preserve"> toast</w:t>
       </w:r>
     </w:p>
-    <w:bookmarkEnd w:id="34"/>
-    <w:bookmarkStart w:id="35" w:name="response-3"/>
+    <w:bookmarkEnd w:id="36"/>
+    <w:bookmarkStart w:id="37" w:name="response-3"/>
     <w:p>
       <w:pPr>
         <w:pStyle w:val="Heading2"/>
@@ -12769,8 +13711,8 @@
         <w:t xml:space="preserve">。</w:t>
       </w:r>
     </w:p>
-    <w:bookmarkEnd w:id="35"/>
-    <w:bookmarkStart w:id="36" w:name="工控機使用注意事項-2"/>
+    <w:bookmarkEnd w:id="37"/>
+    <w:bookmarkStart w:id="38" w:name="工控機使用注意事項-2"/>
     <w:p>
       <w:pPr>
         <w:pStyle w:val="Heading2"/>
@@ -12988,9 +13930,9 @@
         </w:pict>
       </w:r>
     </w:p>
-    <w:bookmarkEnd w:id="36"/>
-    <w:bookmarkEnd w:id="37"/>
-    <w:bookmarkStart w:id="41" w:name="get-images-從-code-補"/>
+    <w:bookmarkEnd w:id="38"/>
+    <w:bookmarkEnd w:id="39"/>
+    <w:bookmarkStart w:id="43" w:name="get-images-從-code-補"/>
     <w:p>
       <w:pPr>
         <w:pStyle w:val="Heading1"/>
@@ -13066,7 +14008,7 @@
         <w:t xml:space="preserve">。</w:t>
       </w:r>
     </w:p>
-    <w:bookmarkStart w:id="38" w:name="request-4"/>
+    <w:bookmarkStart w:id="40" w:name="request-4"/>
     <w:p>
       <w:pPr>
         <w:pStyle w:val="Heading2"/>
@@ -13204,8 +14146,8 @@
         </w:tc>
       </w:tr>
     </w:tbl>
-    <w:bookmarkEnd w:id="38"/>
-    <w:bookmarkStart w:id="39" w:name="response-4"/>
+    <w:bookmarkEnd w:id="40"/>
+    <w:bookmarkStart w:id="41" w:name="response-4"/>
     <w:p>
       <w:pPr>
         <w:pStyle w:val="Heading2"/>
@@ -13291,8 +14233,8 @@
         <w:t xml:space="preserve">：檔案不存在</w:t>
       </w:r>
     </w:p>
-    <w:bookmarkEnd w:id="39"/>
-    <w:bookmarkStart w:id="40" w:name="用途"/>
+    <w:bookmarkEnd w:id="41"/>
+    <w:bookmarkStart w:id="42" w:name="用途"/>
     <w:p>
       <w:pPr>
         <w:pStyle w:val="Heading2"/>
@@ -13414,9 +14356,9 @@
         </w:pict>
       </w:r>
     </w:p>
-    <w:bookmarkEnd w:id="40"/>
-    <w:bookmarkEnd w:id="41"/>
-    <w:bookmarkStart w:id="42" w:name="錯誤碼總表"/>
+    <w:bookmarkEnd w:id="42"/>
+    <w:bookmarkEnd w:id="43"/>
+    <w:bookmarkStart w:id="44" w:name="錯誤碼總表"/>
     <w:p>
       <w:pPr>
         <w:pStyle w:val="Heading1"/>
@@ -13716,8 +14658,8 @@
         </w:pict>
       </w:r>
     </w:p>
-    <w:bookmarkEnd w:id="42"/>
-    <w:bookmarkStart w:id="43" w:name="完整呼叫流程範例"/>
+    <w:bookmarkEnd w:id="44"/>
+    <w:bookmarkStart w:id="45" w:name="完整呼叫流程範例"/>
     <w:p>
       <w:pPr>
         <w:pStyle w:val="Heading1"/>
@@ -14336,8 +15278,8 @@
         </w:pict>
       </w:r>
     </w:p>
-    <w:bookmarkEnd w:id="43"/>
-    <w:bookmarkStart w:id="47" w:name="相關資料表middleware-內部"/>
+    <w:bookmarkEnd w:id="45"/>
+    <w:bookmarkStart w:id="49" w:name="相關資料表middleware-內部"/>
     <w:p>
       <w:pPr>
         <w:pStyle w:val="Heading1"/>
@@ -14381,7 +15323,7 @@
         <w:t xml:space="preserve">SQLite，以下僅作為理解上述端點背後狀態的參考。</w:t>
       </w:r>
     </w:p>
-    <w:bookmarkStart w:id="44" w:name="parcel_query_log"/>
+    <w:bookmarkStart w:id="46" w:name="parcel_query_log"/>
     <w:p>
       <w:pPr>
         <w:pStyle w:val="Heading2"/>
@@ -14794,8 +15736,8 @@
         </w:tc>
       </w:tr>
     </w:tbl>
-    <w:bookmarkEnd w:id="44"/>
-    <w:bookmarkStart w:id="45" w:name="report_queue"/>
+    <w:bookmarkEnd w:id="46"/>
+    <w:bookmarkStart w:id="47" w:name="report_queue"/>
     <w:p>
       <w:pPr>
         <w:pStyle w:val="Heading2"/>
@@ -15310,8 +16252,8 @@
         </w:tc>
       </w:tr>
     </w:tbl>
-    <w:bookmarkEnd w:id="45"/>
-    <w:bookmarkStart w:id="46" w:name="daily_stats-從-code-補"/>
+    <w:bookmarkEnd w:id="47"/>
+    <w:bookmarkStart w:id="48" w:name="daily_stats-從-code-補"/>
     <w:p>
       <w:pPr>
         <w:pStyle w:val="Heading2"/>
@@ -15593,9 +16535,9 @@
         </w:pict>
       </w:r>
     </w:p>
-    <w:bookmarkEnd w:id="46"/>
-    <w:bookmarkEnd w:id="47"/>
-    <w:bookmarkStart w:id="48" w:name="設計原則回顧"/>
+    <w:bookmarkEnd w:id="48"/>
+    <w:bookmarkEnd w:id="49"/>
+    <w:bookmarkStart w:id="50" w:name="設計原則回顧"/>
     <w:p>
       <w:pPr>
         <w:pStyle w:val="Heading1"/>
@@ -15811,8 +16753,8 @@
         </w:pict>
       </w:r>
     </w:p>
-    <w:bookmarkEnd w:id="48"/>
-    <w:bookmarkStart w:id="49" w:name="附錄-a版本與來源"/>
+    <w:bookmarkEnd w:id="50"/>
+    <w:bookmarkStart w:id="51" w:name="附錄-a版本與來源"/>
     <w:p>
       <w:pPr>
         <w:pStyle w:val="Heading1"/>
@@ -16135,8 +17077,8 @@
         <w:t xml:space="preserve">發送請求</w:t>
       </w:r>
     </w:p>
-    <w:bookmarkEnd w:id="49"/>
-    <w:bookmarkStart w:id="50" w:name="附錄-bcurl-速查"/>
+    <w:bookmarkEnd w:id="51"/>
+    <w:bookmarkStart w:id="52" w:name="附錄-bcurl-速查"/>
     <w:p>
       <w:pPr>
         <w:pStyle w:val="Heading1"/>
@@ -16465,7 +17407,7 @@
         <w:t xml:space="preserve"> /tmp/label.png http://127.0.0.1:18080/images/labels/2026/05/SF0220862051573.png</w:t>
       </w:r>
     </w:p>
-    <w:bookmarkEnd w:id="50"/>
+    <w:bookmarkEnd w:id="52"/>
     <w:sectPr>
       <w:footnotePr>
         <w:numRestart w:val="eachSect"/>

--- a/docs/local-http-api.docx
+++ b/docs/local-http-api.docx
@@ -2448,13 +2448,13 @@
         <w:t xml:space="preserve">R，數字小到大（L1</w:t>
       </w:r>
       <w:r>
-        <w:t xml:space="preserve"> &lt; L2 &lt; L3 &lt; L4 &lt; R1 &lt; R2 &lt; R3 &lt; </w:t>
-      </w:r>
-      <w:r>
-        <w:rPr>
-          <w:rFonts w:hint="eastAsia"/>
-        </w:rPr>
-        <w:t xml:space="preserve">R4）</w:t>
+        <w:t xml:space="preserve"> &lt; L2 &lt; L3 &lt; L4 &lt; L5 &lt; R1 &lt; R2 &lt; R3 &lt; R4 &lt; </w:t>
+      </w:r>
+      <w:r>
+        <w:rPr>
+          <w:rFonts w:hint="eastAsia"/>
+        </w:rPr>
+        <w:t xml:space="preserve">R5）</w:t>
       </w:r>
     </w:p>
     <w:p>

--- a/docs/local-http-api.docx
+++ b/docs/local-http-api.docx
@@ -2471,48 +2471,123 @@
           <w:b/>
           <w:bCs/>
         </w:rPr>
-        <w:t xml:space="preserve">同物流商配置多通道時，採</w:t>
-      </w:r>
-      <w:r>
-        <w:rPr>
+        <w:t xml:space="preserve">公平輪替</w:t>
+      </w:r>
+      <w:r>
+        <w:rPr>
+          <w:rFonts w:hint="eastAsia"/>
+        </w:rPr>
+        <w:t xml:space="preserve">：在該物流商的可用通道中，挑</w:t>
+      </w:r>
+      <w:r>
+        <w:rPr>
+          <w:rFonts w:hint="eastAsia"/>
           <w:b/>
           <w:bCs/>
         </w:rPr>
-        <w:t xml:space="preserve"> round-robin </w:t>
-      </w:r>
+        <w:t xml:space="preserve">最久沒有收件</w:t>
+      </w:r>
+      <w:r>
+        <w:rPr>
+          <w:rFonts w:hint="eastAsia"/>
+        </w:rPr>
+        <w:t xml:space="preserve">的那個（平手時照</w:t>
+      </w:r>
+      <w:r>
+        <w:t xml:space="preserve"> L1→R5 </w:t>
+      </w:r>
+      <w:r>
+        <w:rPr>
+          <w:rFonts w:hint="eastAsia"/>
+        </w:rPr>
+        <w:t xml:space="preserve">順序）。判斷依據是「通道實際收了什麼」而非各物流各自的順序——同一個通道若同時指派給多家物流，剛被其中一家的包裹用掉，下一件就會讓給比較閒的通道，現場各格口的量才會平均</w:t>
+      </w:r>
+      <w:r>
+        <w:t xml:space="preserve"> </w:t>
+      </w:r>
+      <w:r>
+        <w:rPr>
+          <w:rFonts w:hint="eastAsia"/>
+          <w:i/>
+          <w:iCs/>
+        </w:rPr>
+        <w:t xml:space="preserve">[從</w:t>
+      </w:r>
+      <w:r>
+        <w:rPr>
+          <w:i/>
+          <w:iCs/>
+        </w:rPr>
+        <w:t xml:space="preserve"> code </w:t>
+      </w:r>
+      <w:r>
+        <w:rPr>
+          <w:rFonts w:hint="eastAsia"/>
+          <w:i/>
+          <w:iCs/>
+        </w:rPr>
+        <w:t xml:space="preserve">補]</w:t>
+      </w:r>
+    </w:p>
+    <w:p>
+      <w:pPr>
+        <w:pStyle w:val="Compact"/>
+        <w:numPr>
+          <w:ilvl w:val="1"/>
+          <w:numId w:val="1007"/>
+        </w:numPr>
+      </w:pPr>
       <w:r>
         <w:rPr>
           <w:rFonts w:hint="eastAsia"/>
           <w:b/>
           <w:bCs/>
         </w:rPr>
-        <w:t xml:space="preserve">輪流分配</w:t>
-      </w:r>
-      <w:r>
-        <w:t xml:space="preserve"> </w:t>
-      </w:r>
-      <w:r>
-        <w:rPr>
-          <w:rFonts w:hint="eastAsia"/>
-          <w:i/>
-          <w:iCs/>
-        </w:rPr>
-        <w:t xml:space="preserve">[從</w:t>
-      </w:r>
-      <w:r>
-        <w:rPr>
-          <w:i/>
-          <w:iCs/>
-        </w:rPr>
-        <w:t xml:space="preserve"> code </w:t>
-      </w:r>
-      <w:r>
-        <w:rPr>
-          <w:rFonts w:hint="eastAsia"/>
-          <w:i/>
-          <w:iCs/>
-        </w:rPr>
-        <w:t xml:space="preserve">補]</w:t>
+        <w:t xml:space="preserve">後兩碼迴避</w:t>
+      </w:r>
+      <w:r>
+        <w:rPr>
+          <w:rFonts w:hint="eastAsia"/>
+        </w:rPr>
+        <w:t xml:space="preserve">：若輪到的通道「上一件」配送單號後兩碼與本件相同，改分配給下一個通道（現場貼單靠後兩碼認包裹，同一格口連續兩張尾碼相同會分不出誰是誰）。「上一件」同樣不分物流。只在該物流商有</w:t>
+      </w:r>
+      <w:r>
+        <w:t xml:space="preserve"> </w:t>
+      </w:r>
+      <w:r>
+        <w:rPr>
+          <w:b/>
+          <w:bCs/>
+        </w:rPr>
+        <w:t xml:space="preserve">2 </w:t>
+      </w:r>
+      <w:r>
+        <w:rPr>
+          <w:rFonts w:hint="eastAsia"/>
+          <w:b/>
+          <w:bCs/>
+        </w:rPr>
+        <w:t xml:space="preserve">個以上可用通道</w:t>
+      </w:r>
+      <w:r>
+        <w:rPr>
+          <w:rFonts w:hint="eastAsia"/>
+        </w:rPr>
+        <w:t xml:space="preserve">時生效，且</w:t>
+      </w:r>
+      <w:r>
+        <w:rPr>
+          <w:rFonts w:hint="eastAsia"/>
+          <w:b/>
+          <w:bCs/>
+        </w:rPr>
+        <w:t xml:space="preserve">最多繞一圈</w:t>
+      </w:r>
+      <w:r>
+        <w:rPr>
+          <w:rFonts w:hint="eastAsia"/>
+        </w:rPr>
+        <w:t xml:space="preserve">——一圈內每個通道都撞尾碼時，仍照上述順序分配，不會因此不給通道。手機遙控的「跳過本輪」額度不會被此規則消耗。</w:t>
       </w:r>
     </w:p>
     <w:p>
@@ -3277,16 +3352,7 @@
               <w:rPr>
                 <w:rFonts w:hint="eastAsia"/>
               </w:rPr>
-              <w:t xml:space="preserve">後依</w:t>
-            </w:r>
-            <w:r>
-              <w:t xml:space="preserve"> round-robin </w:t>
-            </w:r>
-            <w:r>
-              <w:rPr>
-                <w:rFonts w:hint="eastAsia"/>
-              </w:rPr>
-              <w:t xml:space="preserve">取一個）。無對應通道時為</w:t>
+              <w:t xml:space="preserve">後取最久沒收件的一個）。無對應通道時為</w:t>
             </w:r>
             <w:r>
               <w:t xml:space="preserve"> </w:t>
@@ -5849,16 +5915,7 @@
         <w:rPr>
           <w:rFonts w:hint="eastAsia"/>
         </w:rPr>
-        <w:t xml:space="preserve">（指派通道</w:t>
-      </w:r>
-      <w:r>
-        <w:t xml:space="preserve"> </w:t>
-      </w:r>
-      <w:r>
-        <w:rPr>
-          <w:rFonts w:hint="eastAsia"/>
-        </w:rPr>
-        <w:t xml:space="preserve">round-robin，未指派時退回「未指派通道代碼」）與</w:t>
+        <w:t xml:space="preserve">（指派通道公平輪替，未指派時退回「未指派通道代碼」）與</w:t>
       </w:r>
       <w:r>
         <w:t xml:space="preserve"> </w:t>
@@ -14832,7 +14889,7 @@
           <w:rStyle w:val="VerbatimChar"/>
           <w:rFonts w:hint="eastAsia"/>
         </w:rPr>
-        <w:t xml:space="preserve">"L1"（round-robin）</w:t>
+        <w:t xml:space="preserve">"L1"（公平輪替）</w:t>
       </w:r>
       <w:r>
         <w:br/>
@@ -15586,16 +15643,7 @@
               <w:rPr>
                 <w:rFonts w:hint="eastAsia"/>
               </w:rPr>
-              <w:t xml:space="preserve">本次分配的分揀通道（round-robin</w:t>
-            </w:r>
-            <w:r>
-              <w:t xml:space="preserve"> </w:t>
-            </w:r>
-            <w:r>
-              <w:rPr>
-                <w:rFonts w:hint="eastAsia"/>
-              </w:rPr>
-              <w:t xml:space="preserve">結果）</w:t>
+              <w:t xml:space="preserve">本次分配的分揀通道（公平輪替結果）</w:t>
             </w:r>
           </w:p>
         </w:tc>
